--- a/doc/Rapport de projet.docx
+++ b/doc/Rapport de projet.docx
@@ -3416,9 +3416,9 @@
       <w:pPr>
         <w:pStyle w:val="Titre2"/>
       </w:pPr>
-      <w:bookmarkStart w:id="3" w:name="_Toc532179969"/>
-      <w:bookmarkStart w:id="4" w:name="_Toc165969639"/>
-      <w:bookmarkStart w:id="5" w:name="_Toc308526317"/>
+      <w:bookmarkStart w:id="3" w:name="_Toc308526317"/>
+      <w:bookmarkStart w:id="4" w:name="_Toc532179969"/>
+      <w:bookmarkStart w:id="5" w:name="_Toc165969639"/>
       <w:r>
         <w:t>T</w:t>
       </w:r>
@@ -3428,7 +3428,7 @@
       <w:r>
         <w:t>e</w:t>
       </w:r>
-      <w:bookmarkEnd w:id="5"/>
+      <w:bookmarkEnd w:id="3"/>
     </w:p>
     <w:p>
       <w:pPr>
@@ -4010,8 +4010,8 @@
       <w:r>
         <w:t>Planification</w:t>
       </w:r>
-      <w:bookmarkEnd w:id="3"/>
       <w:bookmarkEnd w:id="4"/>
+      <w:bookmarkEnd w:id="5"/>
       <w:r>
         <w:t xml:space="preserve"> Initiale</w:t>
       </w:r>
@@ -4155,7 +4155,19 @@
         <w:ind w:left="708"/>
       </w:pPr>
       <w:r>
-        <w:t>Résultat : Test concluant</w:t>
+        <w:rPr>
+          <w:color w:val="00B050"/>
+        </w:rPr>
+        <w:t>Résultat</w:t>
+      </w:r>
+      <w:r>
+        <w:t> : Test concluant</w:t>
+      </w:r>
+      <w:r>
+        <w:t xml:space="preserve">, l’utilisateur peut afficher jusqu’à 5 villes </w:t>
+      </w:r>
+      <w:r>
+        <w:t>simultanément</w:t>
       </w:r>
     </w:p>
     <w:p>
@@ -4185,13 +4197,7 @@
         <w:ind w:left="708"/>
       </w:pPr>
       <w:r>
-        <w:t xml:space="preserve">Test </w:t>
-      </w:r>
-      <w:r>
-        <w:t>d’acceptance :</w:t>
-      </w:r>
-      <w:r>
-        <w:t xml:space="preserve"> Quand j’affiche 2010+2011, la courbe est continue avec un léger marqueur à la jonction.</w:t>
+        <w:t>Test d’acceptance : Quand j’affiche 2010+2011, la courbe est continue avec un léger marqueur à la jonction.</w:t>
       </w:r>
     </w:p>
     <w:p>
@@ -4204,7 +4210,16 @@
         <w:ind w:left="708"/>
       </w:pPr>
       <w:r>
-        <w:t>Résultat : Test concluant</w:t>
+        <w:rPr>
+          <w:color w:val="00B050"/>
+        </w:rPr>
+        <w:t>Résultat</w:t>
+      </w:r>
+      <w:r>
+        <w:t> : Test concluant</w:t>
+      </w:r>
+      <w:r>
+        <w:t>, les données continuent et une séparation montre le changement d’année</w:t>
       </w:r>
     </w:p>
     <w:p>
@@ -4258,7 +4273,16 @@
         <w:ind w:left="708"/>
       </w:pPr>
       <w:r>
-        <w:t>Résultat : Test concluant</w:t>
+        <w:rPr>
+          <w:color w:val="00B050"/>
+        </w:rPr>
+        <w:t>Résultat</w:t>
+      </w:r>
+      <w:r>
+        <w:t> : Test concluant</w:t>
+      </w:r>
+      <w:r>
+        <w:t>, l’utilisateur peut choisir les années voulu.</w:t>
       </w:r>
     </w:p>
     <w:p>
@@ -4301,10 +4325,13 @@
         <w:ind w:left="708"/>
       </w:pPr>
       <w:r>
-        <w:t xml:space="preserve">Résultat : </w:t>
-      </w:r>
-      <w:r>
-        <w:t>L’utilisateur peut choisir plusieurs séries en les cochant sans passer par un bouton « Afficher »</w:t>
+        <w:rPr>
+          <w:color w:val="00B050"/>
+        </w:rPr>
+        <w:t>Résultat</w:t>
+      </w:r>
+      <w:r>
+        <w:t> : L’utilisateur peut choisir plusieurs séries en les cochant sans passer par un bouton « Afficher »</w:t>
       </w:r>
     </w:p>
     <w:p>
@@ -4358,10 +4385,22 @@
         <w:ind w:left="708"/>
       </w:pPr>
       <w:r>
-        <w:t xml:space="preserve">Résultat : </w:t>
-      </w:r>
-      <w:r>
-        <w:t>L’utilisateur ne peut pas importer un csv via le forms mais en dur dans le code. Elle reste après redémarrage.</w:t>
+        <w:rPr>
+          <w:color w:val="00B050"/>
+        </w:rPr>
+        <w:t>Résultat</w:t>
+      </w:r>
+      <w:r>
+        <w:t xml:space="preserve"> : </w:t>
+      </w:r>
+      <w:r>
+        <w:t xml:space="preserve">L’utilisateur </w:t>
+      </w:r>
+      <w:r>
+        <w:t xml:space="preserve">peut charger un CSV uniquement si elle est valide. Les données restent après </w:t>
+      </w:r>
+      <w:r>
+        <w:t>redémarrage.</w:t>
       </w:r>
     </w:p>
     <w:p>
@@ -4406,11 +4445,39 @@
     </w:p>
     <w:p>
       <w:pPr>
+        <w:ind w:left="708"/>
+      </w:pPr>
+      <w:r>
+        <w:rPr>
+          <w:color w:val="00B050"/>
+        </w:rPr>
+        <w:t>Résultat</w:t>
+      </w:r>
+      <w:r>
+        <w:t> :</w:t>
+      </w:r>
+      <w:r>
+        <w:t xml:space="preserve"> Une liste avec choix permet de choisir l’intervalle entre Mois/Année</w:t>
+      </w:r>
+    </w:p>
+    <w:p>
+      <w:pPr>
+        <w:ind w:left="708"/>
+      </w:pPr>
+    </w:p>
+    <w:p>
+      <w:pPr>
+        <w:ind w:left="708"/>
+      </w:pPr>
+    </w:p>
+    <w:p>
+      <w:pPr>
         <w:pStyle w:val="Titre1"/>
       </w:pPr>
       <w:bookmarkStart w:id="26" w:name="_Toc165969653"/>
       <w:bookmarkStart w:id="27" w:name="_Toc308526342"/>
       <w:r>
+        <w:lastRenderedPageBreak/>
         <w:t>Conclusion</w:t>
       </w:r>
       <w:bookmarkEnd w:id="26"/>
@@ -4426,8 +4493,35 @@
     </w:p>
     <w:p>
       <w:pPr>
-        <w:pStyle w:val="Corpsdetexte"/>
-      </w:pPr>
+        <w:pStyle w:val="Retraitcorpsdetexte"/>
+      </w:pPr>
+      <w:r>
+        <w:t>Une utilisation drastique de l’IA a débuté à partir de la 5</w:t>
+      </w:r>
+      <w:r>
+        <w:rPr>
+          <w:vertAlign w:val="superscript"/>
+        </w:rPr>
+        <w:t>ème</w:t>
+      </w:r>
+      <w:r>
+        <w:t xml:space="preserve"> séquence. Les connaissance</w:t>
+      </w:r>
+      <w:r>
+        <w:t>s</w:t>
+      </w:r>
+      <w:r>
+        <w:t xml:space="preserve"> et la pratique n’étant </w:t>
+      </w:r>
+      <w:r>
+        <w:t>pas assez consolidées</w:t>
+      </w:r>
+      <w:r>
+        <w:t xml:space="preserve"> </w:t>
+      </w:r>
+      <w:r>
+        <w:t>lors des modules précédents font qu’il ne m’est pas possible au vu du temps donner de le faire sans aide d’une intelligence artificielle.</w:t>
+      </w:r>
     </w:p>
     <w:p>
       <w:pPr>
@@ -4446,83 +4540,22 @@
     </w:p>
     <w:p>
       <w:pPr>
-        <w:pStyle w:val="Informations"/>
-        <w:numPr>
-          <w:ilvl w:val="5"/>
-          <w:numId w:val="6"/>
-        </w:numPr>
-      </w:pPr>
-      <w:r>
-        <w:t xml:space="preserve">Il s’agit de reprendre point par point les fonctionnalités décrites dans les spécifications de départ </w:t>
-      </w:r>
-      <w:r>
-        <w:t>et de définir si elles sont atteintes ou pas, et pourquoi.</w:t>
-      </w:r>
-    </w:p>
-    <w:p>
-      <w:pPr>
-        <w:pStyle w:val="Informations"/>
-        <w:numPr>
-          <w:ilvl w:val="5"/>
-          <w:numId w:val="6"/>
-        </w:numPr>
-      </w:pPr>
-      <w:r>
-        <w:lastRenderedPageBreak/>
-        <w:t>Si ce n’est pas le cas, estimer</w:t>
-      </w:r>
-      <w:r>
-        <w:t xml:space="preserve"> en « % » ou en « temps supplémentaire » </w:t>
-      </w:r>
-      <w:r>
-        <w:t>le travail qu’il reste à accomplir pour terminer le tout.</w:t>
-      </w:r>
-    </w:p>
-    <w:p>
-      <w:pPr>
-        <w:pStyle w:val="Titre2"/>
+        <w:ind w:left="1134"/>
       </w:pPr>
       <w:bookmarkStart w:id="30" w:name="_Toc165969655"/>
       <w:bookmarkStart w:id="31" w:name="_Toc308526344"/>
       <w:r>
-        <w:t>Bilan de la planification</w:t>
-      </w:r>
+        <w:t>Seule la fonction « importer en JSON » n’est pas implémentée.</w:t>
+      </w:r>
+    </w:p>
+    <w:p>
+      <w:pPr>
+        <w:pStyle w:val="Titre2"/>
+      </w:pPr>
+      <w:bookmarkStart w:id="32" w:name="_Toc165969656"/>
+      <w:bookmarkStart w:id="33" w:name="_Toc308526345"/>
       <w:bookmarkEnd w:id="30"/>
       <w:bookmarkEnd w:id="31"/>
-    </w:p>
-    <w:p>
-      <w:pPr>
-        <w:pStyle w:val="Informations"/>
-        <w:numPr>
-          <w:ilvl w:val="5"/>
-          <w:numId w:val="7"/>
-        </w:numPr>
-      </w:pPr>
-      <w:r>
-        <w:t xml:space="preserve">Distinguer </w:t>
-      </w:r>
-      <w:r>
-        <w:t xml:space="preserve">et expliquer </w:t>
-      </w:r>
-      <w:r>
-        <w:t xml:space="preserve">les tâches qui ont généré des retards ou de l'avance dans la </w:t>
-      </w:r>
-      <w:r>
-        <w:t>gestion du</w:t>
-      </w:r>
-      <w:r>
-        <w:t xml:space="preserve"> projet.</w:t>
-      </w:r>
-      <w:r>
-        <w:t xml:space="preserve"> Indiquer les différence entre les planifications initiales et détaillées avec le journal de travail.</w:t>
-      </w:r>
-    </w:p>
-    <w:p>
-      <w:pPr>
-        <w:pStyle w:val="Titre2"/>
-      </w:pPr>
-      <w:bookmarkStart w:id="32" w:name="_Toc165969656"/>
-      <w:bookmarkStart w:id="33" w:name="_Toc308526345"/>
       <w:r>
         <w:t>Bilan personnel</w:t>
       </w:r>
@@ -4531,98 +4564,13 @@
     </w:p>
     <w:p>
       <w:pPr>
-        <w:pStyle w:val="Informations"/>
-        <w:numPr>
-          <w:ilvl w:val="5"/>
-          <w:numId w:val="7"/>
-        </w:numPr>
-      </w:pPr>
-      <w:r>
-        <w:t>Si c’était à refaire</w:t>
-      </w:r>
-      <w:r>
-        <w:t>:</w:t>
-      </w:r>
-    </w:p>
-    <w:p>
-      <w:pPr>
-        <w:pStyle w:val="Informations"/>
-        <w:numPr>
-          <w:ilvl w:val="6"/>
-          <w:numId w:val="7"/>
-        </w:numPr>
-      </w:pPr>
-      <w:r>
-        <w:t>Q</w:t>
-      </w:r>
-      <w:r>
-        <w:t xml:space="preserve">u’est-ce </w:t>
-      </w:r>
-      <w:r>
-        <w:t>qu’il faudrait garder</w:t>
-      </w:r>
-      <w:r>
-        <w:t> </w:t>
-      </w:r>
-      <w:r>
-        <w:t>? Les</w:t>
-      </w:r>
-      <w:r>
-        <w:t xml:space="preserve"> plus et les moins ?</w:t>
-      </w:r>
-    </w:p>
-    <w:p>
-      <w:pPr>
-        <w:pStyle w:val="Informations"/>
-        <w:numPr>
-          <w:ilvl w:val="6"/>
-          <w:numId w:val="7"/>
-        </w:numPr>
-      </w:pPr>
-      <w:r>
-        <w:t>Q</w:t>
-      </w:r>
-      <w:r>
-        <w:t xml:space="preserve">u’est-ce </w:t>
-      </w:r>
-      <w:r>
-        <w:t>qu’il faudrait gérer, réaliser ou traiter différemment ?</w:t>
-      </w:r>
-    </w:p>
-    <w:p>
-      <w:pPr>
-        <w:pStyle w:val="Informations"/>
-        <w:numPr>
-          <w:ilvl w:val="5"/>
-          <w:numId w:val="7"/>
-        </w:numPr>
-      </w:pPr>
-      <w:r>
-        <w:t>Qu’est que ce projet m’a appris ?</w:t>
-      </w:r>
-    </w:p>
-    <w:p>
-      <w:pPr>
-        <w:pStyle w:val="Informations"/>
-        <w:numPr>
-          <w:ilvl w:val="5"/>
-          <w:numId w:val="7"/>
-        </w:numPr>
-      </w:pPr>
-      <w:r>
-        <w:t>Suite à donner, améliorations souhaitables, …</w:t>
-      </w:r>
-    </w:p>
-    <w:p>
-      <w:pPr>
-        <w:pStyle w:val="Informations"/>
-        <w:numPr>
-          <w:ilvl w:val="5"/>
-          <w:numId w:val="7"/>
-        </w:numPr>
-      </w:pPr>
-      <w:r>
-        <w:t>Remerciements, signature, etc.</w:t>
+        <w:pStyle w:val="Retraitcorpsdetexte"/>
+      </w:pPr>
+      <w:r>
+        <w:t>Projet intéressant mais pas réalisable sans IA dans le temps donné dans la nouvelle ordonnance de formation. Les bases du c# n’étant pas assez consolidées pour le fonctionnelle</w:t>
+      </w:r>
+      <w:r>
+        <w:t>.</w:t>
       </w:r>
     </w:p>
     <w:p>
@@ -4643,184 +4591,82 @@
       <w:pPr>
         <w:pStyle w:val="Titre2"/>
       </w:pPr>
-      <w:bookmarkStart w:id="37" w:name="_Toc532179972"/>
-      <w:bookmarkStart w:id="38" w:name="_Toc165969658"/>
-      <w:bookmarkStart w:id="39" w:name="_Toc308526347"/>
-      <w:r>
-        <w:t>Journal de travail</w:t>
+      <w:bookmarkStart w:id="37" w:name="_Toc308526349"/>
+      <w:r>
+        <w:t>Webographie</w:t>
       </w:r>
       <w:bookmarkEnd w:id="37"/>
-      <w:bookmarkEnd w:id="38"/>
-      <w:bookmarkEnd w:id="39"/>
     </w:p>
     <w:p>
       <w:pPr>
         <w:pStyle w:val="Informations"/>
-        <w:numPr>
-          <w:ilvl w:val="5"/>
-          <w:numId w:val="8"/>
-        </w:numPr>
-      </w:pPr>
-      <w:r>
-        <w:t>Date, activité</w:t>
-      </w:r>
-      <w:r>
-        <w:t xml:space="preserve"> (description qui permet</w:t>
-      </w:r>
-      <w:r>
-        <w:t xml:space="preserve"> de reproduire le cheminement du projet)</w:t>
-      </w:r>
-      <w:r>
-        <w:t>, durée</w:t>
-      </w:r>
-      <w:r>
-        <w:t>, liens et références sur des documents externes</w:t>
-      </w:r>
-      <w:r>
-        <w:t>.</w:t>
-      </w:r>
-      <w:r>
-        <w:t xml:space="preserve"> Lorsqu’une activité de recherches a été entreprise, il convient d’énumérer ce qui a été trouvé, avec les références.</w:t>
-      </w:r>
-    </w:p>
-    <w:p>
-      <w:pPr>
-        <w:pStyle w:val="Titre2"/>
-      </w:pPr>
-      <w:bookmarkStart w:id="40" w:name="_Toc308526348"/>
-      <w:r>
-        <w:t>Bibliographie</w:t>
-      </w:r>
-      <w:bookmarkEnd w:id="40"/>
+        <w:ind w:left="2160"/>
+      </w:pPr>
+      <w:hyperlink r:id="rId12" w:history="1">
+        <w:r>
+          <w:rPr>
+            <w:rStyle w:val="Lienhypertexte"/>
+            <w:lang w:val="en-US"/>
+          </w:rPr>
+          <w:t>Effortlessly Handle CSV Files in C# with CSVHelper</w:t>
+        </w:r>
+      </w:hyperlink>
     </w:p>
     <w:p>
       <w:pPr>
         <w:pStyle w:val="Informations"/>
-        <w:numPr>
-          <w:ilvl w:val="5"/>
-          <w:numId w:val="8"/>
-        </w:numPr>
-      </w:pPr>
-      <w:r>
-        <w:t>Références des livres</w:t>
-      </w:r>
-      <w:r>
-        <w:t>, revues et publications</w:t>
-      </w:r>
-      <w:r>
-        <w:t xml:space="preserve"> u</w:t>
-      </w:r>
-      <w:r>
-        <w:t>tilisés durant le projet.</w:t>
-      </w:r>
-    </w:p>
-    <w:p>
-      <w:pPr>
-        <w:pStyle w:val="Titre2"/>
-      </w:pPr>
-      <w:bookmarkStart w:id="41" w:name="_Toc308526349"/>
-      <w:r>
-        <w:t>Webographie</w:t>
-      </w:r>
-      <w:bookmarkEnd w:id="41"/>
+        <w:ind w:left="2160"/>
+        <w:rPr>
+          <w:lang w:val="en-US"/>
+        </w:rPr>
+      </w:pPr>
+      <w:hyperlink r:id="rId13" w:history="1">
+        <w:r>
+          <w:rPr>
+            <w:rStyle w:val="Lienhypertexte"/>
+          </w:rPr>
+          <w:t>ScottPlot 5.0 Cookbook</w:t>
+        </w:r>
+      </w:hyperlink>
     </w:p>
     <w:p>
       <w:pPr>
         <w:pStyle w:val="Informations"/>
-        <w:numPr>
-          <w:ilvl w:val="5"/>
-          <w:numId w:val="8"/>
-        </w:numPr>
-      </w:pPr>
-      <w:r>
-        <w:t>Références des sites Internet consultés durant le projet.</w:t>
-      </w:r>
-    </w:p>
-    <w:p>
-      <w:pPr>
-        <w:pStyle w:val="Titre1"/>
-      </w:pPr>
-      <w:bookmarkStart w:id="42" w:name="_Toc308526350"/>
-      <w:r>
-        <w:t>Annexes</w:t>
-      </w:r>
-      <w:bookmarkEnd w:id="42"/>
+        <w:ind w:left="2160"/>
+        <w:rPr>
+          <w:lang w:val="en-US"/>
+        </w:rPr>
+      </w:pPr>
+      <w:hyperlink r:id="rId14" w:history="1">
+        <w:r>
+          <w:rPr>
+            <w:rStyle w:val="Lienhypertexte"/>
+            <w:lang w:val="en-US"/>
+          </w:rPr>
+          <w:t>performance - CSV Data Plotting Program in C# - Code Review Stack Exchange</w:t>
+        </w:r>
+      </w:hyperlink>
     </w:p>
     <w:p>
       <w:pPr>
         <w:pStyle w:val="Informations"/>
-        <w:numPr>
-          <w:ilvl w:val="5"/>
-          <w:numId w:val="8"/>
-        </w:numPr>
-      </w:pPr>
-      <w:r>
-        <w:t>Listing du code source (partiel ou, plus rarement complet)</w:t>
-      </w:r>
-    </w:p>
-    <w:p>
-      <w:pPr>
-        <w:pStyle w:val="Informations"/>
-        <w:numPr>
-          <w:ilvl w:val="5"/>
-          <w:numId w:val="8"/>
-        </w:numPr>
-      </w:pPr>
-      <w:r>
-        <w:t>Guide</w:t>
-      </w:r>
-      <w:r>
-        <w:t>(s)</w:t>
-      </w:r>
-      <w:r>
-        <w:t xml:space="preserve"> d’utilisation et/ou guide de l’administrateur</w:t>
-      </w:r>
-    </w:p>
-    <w:p>
-      <w:pPr>
-        <w:pStyle w:val="Informations"/>
-        <w:numPr>
-          <w:ilvl w:val="5"/>
-          <w:numId w:val="8"/>
-        </w:numPr>
-      </w:pPr>
-      <w:r>
-        <w:t>Etat ou</w:t>
-      </w:r>
-      <w:r>
-        <w:t xml:space="preserve"> « dump » </w:t>
-      </w:r>
-      <w:r>
-        <w:t xml:space="preserve">de la configuration </w:t>
-      </w:r>
-      <w:r>
-        <w:t>des équipements</w:t>
-      </w:r>
-      <w:r>
-        <w:t xml:space="preserve"> (routeur, switch, robot, etc.).</w:t>
-      </w:r>
-    </w:p>
-    <w:p>
-      <w:pPr>
-        <w:pStyle w:val="Informations"/>
-        <w:numPr>
-          <w:ilvl w:val="5"/>
-          <w:numId w:val="8"/>
-        </w:numPr>
-      </w:pPr>
-      <w:r>
-        <w:t>Extraits</w:t>
-      </w:r>
-      <w:r>
-        <w:t xml:space="preserve"> de catalogue, documentation de fabricant</w:t>
-      </w:r>
-      <w:r>
-        <w:t>, etc.</w:t>
-      </w:r>
+        <w:ind w:left="2160"/>
+        <w:rPr>
+          <w:lang w:val="en-US"/>
+        </w:rPr>
+      </w:pPr>
+      <w:hyperlink r:id="rId15" w:anchor="reading-a-csv-file" w:history="1">
+        <w:r>
+          <w:rPr>
+            <w:rStyle w:val="Lienhypertexte"/>
+          </w:rPr>
+          <w:t>Getting Started | CsvHelper</w:t>
+        </w:r>
+      </w:hyperlink>
     </w:p>
     <w:sectPr>
-      <w:headerReference w:type="default" r:id="rId12"/>
-      <w:footerReference w:type="default" r:id="rId13"/>
+      <w:headerReference w:type="default" r:id="rId16"/>
+      <w:footerReference w:type="default" r:id="rId17"/>
       <w:pgSz w:w="11906" w:h="16838" w:code="9"/>
       <w:pgMar w:top="1418" w:right="1418" w:bottom="1418" w:left="1418" w:header="709" w:footer="709" w:gutter="0"/>
       <w:cols w:space="708"/>
@@ -5287,7 +5133,7 @@
               <w:noProof/>
               <w:szCs w:val="16"/>
             </w:rPr>
-            <w:t>00.00.0000 00:00</w:t>
+            <w:t>06.10.2025 15:42</w:t>
           </w:r>
           <w:r>
             <w:rPr>
@@ -5499,7 +5345,7 @@
         <v:path o:extrusionok="f" gradientshapeok="t" o:connecttype="rect"/>
         <o:lock v:ext="edit" aspectratio="t"/>
       </v:shapetype>
-      <v:shape id="_x0000_i1277" type="#_x0000_t75" style="width:12pt;height:12pt" o:bullet="t">
+      <v:shape id="_x0000_i1075" type="#_x0000_t75" style="width:12pt;height:12pt" o:bullet="t">
         <v:imagedata r:id="rId1" o:title="BD10263_"/>
       </v:shape>
     </w:pict>
@@ -8197,30 +8043,6 @@
 </file>
 
 <file path=customXml/item1.xml><?xml version="1.0" encoding="utf-8"?>
-<p:properties xmlns:p="http://schemas.microsoft.com/office/2006/metadata/properties" xmlns:xsi="http://www.w3.org/2001/XMLSchema-instance" xmlns:pc="http://schemas.microsoft.com/office/infopath/2007/PartnerControls">
-  <documentManagement>
-    <lcf76f155ced4ddcb4097134ff3c332f xmlns="bf2f2df3-a963-4452-b0e7-67dabc627c35">
-      <Terms xmlns="http://schemas.microsoft.com/office/infopath/2007/PartnerControls"/>
-    </lcf76f155ced4ddcb4097134ff3c332f>
-    <TaxCatchAll xmlns="f7d9f5a6-831d-4621-8c77-cbcaf993e406" xsi:nil="true"/>
-  </documentManagement>
-</p:properties>
-</file>
-
-<file path=customXml/item2.xml><?xml version="1.0" encoding="utf-8"?>
-<b:Sources xmlns:b="http://schemas.openxmlformats.org/officeDocument/2006/bibliography" xmlns="http://schemas.openxmlformats.org/officeDocument/2006/bibliography" SelectedStyle="\APA.XSL" StyleName="APA"/>
-</file>
-
-<file path=customXml/item3.xml><?xml version="1.0" encoding="utf-8"?>
-<?mso-contentType ?>
-<FormTemplates xmlns="http://schemas.microsoft.com/sharepoint/v3/contenttype/forms">
-  <Display>DocumentLibraryForm</Display>
-  <Edit>DocumentLibraryForm</Edit>
-  <New>DocumentLibraryForm</New>
-</FormTemplates>
-</file>
-
-<file path=customXml/item4.xml><?xml version="1.0" encoding="utf-8"?>
 <ct:contentTypeSchema xmlns:ct="http://schemas.microsoft.com/office/2006/metadata/contentType" xmlns:ma="http://schemas.microsoft.com/office/2006/metadata/properties/metaAttributes" ct:_="" ma:_="" ma:contentTypeName="Document" ma:contentTypeID="0x0101001ABD9BFFC9E543439C53A2705AE306EF" ma:contentTypeVersion="14" ma:contentTypeDescription="Crée un document." ma:contentTypeScope="" ma:versionID="41827e22f0a2406195029f3799eac37d">
   <xsd:schema xmlns:xsd="http://www.w3.org/2001/XMLSchema" xmlns:xs="http://www.w3.org/2001/XMLSchema" xmlns:p="http://schemas.microsoft.com/office/2006/metadata/properties" xmlns:ns2="bf2f2df3-a963-4452-b0e7-67dabc627c35" xmlns:ns3="f7d9f5a6-831d-4621-8c77-cbcaf993e406" targetNamespace="http://schemas.microsoft.com/office/2006/metadata/properties" ma:root="true" ma:fieldsID="b5448764cb5439448d1ea8eff3aff90d" ns2:_="" ns3:_="">
     <xsd:import namespace="bf2f2df3-a963-4452-b0e7-67dabc627c35"/>
@@ -8449,34 +8271,31 @@
 </ct:contentTypeSchema>
 </file>
 
-<file path=customXml/itemProps1.xml><?xml version="1.0" encoding="utf-8"?>
-<ds:datastoreItem xmlns:ds="http://schemas.openxmlformats.org/officeDocument/2006/customXml" ds:itemID="{4181FC95-92B5-446F-AE57-E4A44C8C450C}">
-  <ds:schemaRefs>
-    <ds:schemaRef ds:uri="http://schemas.microsoft.com/office/2006/metadata/properties"/>
-    <ds:schemaRef ds:uri="http://schemas.microsoft.com/office/infopath/2007/PartnerControls"/>
-    <ds:schemaRef ds:uri="bf2f2df3-a963-4452-b0e7-67dabc627c35"/>
-    <ds:schemaRef ds:uri="f7d9f5a6-831d-4621-8c77-cbcaf993e406"/>
-  </ds:schemaRefs>
-</ds:datastoreItem>
+<file path=customXml/item2.xml><?xml version="1.0" encoding="utf-8"?>
+<?mso-contentType ?>
+<FormTemplates xmlns="http://schemas.microsoft.com/sharepoint/v3/contenttype/forms">
+  <Display>DocumentLibraryForm</Display>
+  <Edit>DocumentLibraryForm</Edit>
+  <New>DocumentLibraryForm</New>
+</FormTemplates>
 </file>
 
-<file path=customXml/itemProps2.xml><?xml version="1.0" encoding="utf-8"?>
-<ds:datastoreItem xmlns:ds="http://schemas.openxmlformats.org/officeDocument/2006/customXml" ds:itemID="{C8C35155-3E6A-4058-B6E4-303717845E3B}">
-  <ds:schemaRefs>
-    <ds:schemaRef ds:uri="http://schemas.openxmlformats.org/officeDocument/2006/bibliography"/>
-  </ds:schemaRefs>
-</ds:datastoreItem>
+<file path=customXml/item3.xml><?xml version="1.0" encoding="utf-8"?>
+<b:Sources xmlns:b="http://schemas.openxmlformats.org/officeDocument/2006/bibliography" xmlns="http://schemas.openxmlformats.org/officeDocument/2006/bibliography" SelectedStyle="\APA.XSL" StyleName="APA"/>
 </file>
 
-<file path=customXml/itemProps3.xml><?xml version="1.0" encoding="utf-8"?>
-<ds:datastoreItem xmlns:ds="http://schemas.openxmlformats.org/officeDocument/2006/customXml" ds:itemID="{DF8E7934-3F3A-4F32-A7D4-1B248DBE707D}">
-  <ds:schemaRefs>
-    <ds:schemaRef ds:uri="http://schemas.microsoft.com/sharepoint/v3/contenttype/forms"/>
-  </ds:schemaRefs>
-</ds:datastoreItem>
+<file path=customXml/item4.xml><?xml version="1.0" encoding="utf-8"?>
+<p:properties xmlns:p="http://schemas.microsoft.com/office/2006/metadata/properties" xmlns:xsi="http://www.w3.org/2001/XMLSchema-instance" xmlns:pc="http://schemas.microsoft.com/office/infopath/2007/PartnerControls">
+  <documentManagement>
+    <lcf76f155ced4ddcb4097134ff3c332f xmlns="bf2f2df3-a963-4452-b0e7-67dabc627c35">
+      <Terms xmlns="http://schemas.microsoft.com/office/infopath/2007/PartnerControls"/>
+    </lcf76f155ced4ddcb4097134ff3c332f>
+    <TaxCatchAll xmlns="f7d9f5a6-831d-4621-8c77-cbcaf993e406" xsi:nil="true"/>
+  </documentManagement>
+</p:properties>
 </file>
 
-<file path=customXml/itemProps4.xml><?xml version="1.0" encoding="utf-8"?>
+<file path=customXml/itemProps1.xml><?xml version="1.0" encoding="utf-8"?>
 <ds:datastoreItem xmlns:ds="http://schemas.openxmlformats.org/officeDocument/2006/customXml" ds:itemID="{81FE595B-3A92-4484-A585-A4037F0DA599}">
   <ds:schemaRefs>
     <ds:schemaRef ds:uri="http://schemas.microsoft.com/office/2006/metadata/contentType"/>
@@ -8493,4 +8312,31 @@
     <ds:schemaRef ds:uri="http://schemas.microsoft.com/internal/obd"/>
   </ds:schemaRefs>
 </ds:datastoreItem>
+</file>
+
+<file path=customXml/itemProps2.xml><?xml version="1.0" encoding="utf-8"?>
+<ds:datastoreItem xmlns:ds="http://schemas.openxmlformats.org/officeDocument/2006/customXml" ds:itemID="{DF8E7934-3F3A-4F32-A7D4-1B248DBE707D}">
+  <ds:schemaRefs>
+    <ds:schemaRef ds:uri="http://schemas.microsoft.com/sharepoint/v3/contenttype/forms"/>
+  </ds:schemaRefs>
+</ds:datastoreItem>
+</file>
+
+<file path=customXml/itemProps3.xml><?xml version="1.0" encoding="utf-8"?>
+<ds:datastoreItem xmlns:ds="http://schemas.openxmlformats.org/officeDocument/2006/customXml" ds:itemID="{C8C35155-3E6A-4058-B6E4-303717845E3B}">
+  <ds:schemaRefs>
+    <ds:schemaRef ds:uri="http://schemas.openxmlformats.org/officeDocument/2006/bibliography"/>
+  </ds:schemaRefs>
+</ds:datastoreItem>
+</file>
+
+<file path=customXml/itemProps4.xml><?xml version="1.0" encoding="utf-8"?>
+<ds:datastoreItem xmlns:ds="http://schemas.openxmlformats.org/officeDocument/2006/customXml" ds:itemID="{4181FC95-92B5-446F-AE57-E4A44C8C450C}">
+  <ds:schemaRefs>
+    <ds:schemaRef ds:uri="http://schemas.microsoft.com/office/2006/metadata/properties"/>
+    <ds:schemaRef ds:uri="http://schemas.microsoft.com/office/infopath/2007/PartnerControls"/>
+    <ds:schemaRef ds:uri="bf2f2df3-a963-4452-b0e7-67dabc627c35"/>
+    <ds:schemaRef ds:uri="f7d9f5a6-831d-4621-8c77-cbcaf993e406"/>
+  </ds:schemaRefs>
+</ds:datastoreItem>
 </file>
--- a/doc/Rapport de projet.docx
+++ b/doc/Rapport de projet.docx
@@ -7,13 +7,7 @@
         <w:pStyle w:val="Titre"/>
       </w:pPr>
       <w:r>
-        <w:t xml:space="preserve">Titre </w:t>
-      </w:r>
-      <w:r>
-        <w:t xml:space="preserve">(nom) </w:t>
-      </w:r>
-      <w:r>
-        <w:t>du projet</w:t>
+        <w:t>Plot Thoses Lines</w:t>
       </w:r>
     </w:p>
     <w:p>
@@ -28,16 +22,13 @@
       </w:pPr>
       <w:r>
         <w:rPr>
-          <w:rFonts w:cs="Arial"/>
           <w:noProof/>
-          <w:sz w:val="22"/>
-          <w:szCs w:val="22"/>
         </w:rPr>
         <w:drawing>
-          <wp:inline distT="0" distB="0" distL="0" distR="0" wp14:anchorId="47155FD6" wp14:editId="1A0A5C60">
-            <wp:extent cx="3134995" cy="2558415"/>
-            <wp:effectExtent l="19050" t="0" r="8255" b="0"/>
-            <wp:docPr id="3" name="Image 3"/>
+          <wp:inline distT="0" distB="0" distL="0" distR="0" wp14:anchorId="6E972FD5" wp14:editId="314A577F">
+            <wp:extent cx="5759450" cy="3461385"/>
+            <wp:effectExtent l="0" t="0" r="0" b="0"/>
+            <wp:docPr id="891527946" name="Image 1"/>
             <wp:cNvGraphicFramePr>
               <a:graphicFrameLocks xmlns:a="http://schemas.openxmlformats.org/drawingml/2006/main" noChangeAspect="1"/>
             </wp:cNvGraphicFramePr>
@@ -45,33 +36,23 @@
               <a:graphicData uri="http://schemas.openxmlformats.org/drawingml/2006/picture">
                 <pic:pic xmlns:pic="http://schemas.openxmlformats.org/drawingml/2006/picture">
                   <pic:nvPicPr>
-                    <pic:cNvPr id="0" name="Picture 3"/>
-                    <pic:cNvPicPr>
-                      <a:picLocks noChangeAspect="1" noChangeArrowheads="1"/>
-                    </pic:cNvPicPr>
+                    <pic:cNvPr id="891527946" name=""/>
+                    <pic:cNvPicPr/>
                   </pic:nvPicPr>
                   <pic:blipFill>
-                    <a:blip r:embed="rId11" cstate="print"/>
-                    <a:srcRect/>
+                    <a:blip r:embed="rId11"/>
                     <a:stretch>
                       <a:fillRect/>
                     </a:stretch>
                   </pic:blipFill>
-                  <pic:spPr bwMode="auto">
+                  <pic:spPr>
                     <a:xfrm>
                       <a:off x="0" y="0"/>
-                      <a:ext cx="3134995" cy="2558415"/>
+                      <a:ext cx="5759450" cy="3461385"/>
                     </a:xfrm>
                     <a:prstGeom prst="rect">
                       <a:avLst/>
                     </a:prstGeom>
-                    <a:noFill/>
-                    <a:ln w="9525">
-                      <a:noFill/>
-                      <a:miter lim="800000"/>
-                      <a:headEnd/>
-                      <a:tailEnd/>
-                    </a:ln>
                   </pic:spPr>
                 </pic:pic>
               </a:graphicData>
@@ -84,15 +65,6 @@
       <w:pPr>
         <w:jc w:val="center"/>
       </w:pPr>
-      <w:r>
-        <w:t>(</w:t>
-      </w:r>
-      <w:r>
-        <w:t>Une</w:t>
-      </w:r>
-      <w:r>
-        <w:t xml:space="preserve"> image originale représentant le projet)</w:t>
-      </w:r>
     </w:p>
     <w:p>
       <w:pPr>
@@ -100,7 +72,13 @@
         <w:jc w:val="center"/>
       </w:pPr>
       <w:r>
-        <w:t>Nom de l’auteur – Classe</w:t>
+        <w:t>Flerudelys Brendan</w:t>
+      </w:r>
+      <w:r>
+        <w:t xml:space="preserve"> – </w:t>
+      </w:r>
+      <w:r>
+        <w:t>FID2</w:t>
       </w:r>
     </w:p>
     <w:p>
@@ -108,7 +86,7 @@
         <w:jc w:val="center"/>
       </w:pPr>
       <w:r>
-        <w:t>Lieu</w:t>
+        <w:t>Vennes</w:t>
       </w:r>
     </w:p>
     <w:p>
@@ -116,28 +94,13 @@
         <w:jc w:val="center"/>
       </w:pPr>
       <w:r>
-        <w:t>Durée</w:t>
-      </w:r>
-    </w:p>
-    <w:p>
-      <w:pPr>
-        <w:jc w:val="center"/>
-      </w:pPr>
-      <w:r>
-        <w:t>Nom du chef de projet</w:t>
-      </w:r>
-    </w:p>
-    <w:p>
-      <w:pPr>
-        <w:jc w:val="center"/>
-      </w:pPr>
-      <w:r>
-        <w:t>(Nom et adresse du mandant)</w:t>
+        <w:t>24p</w:t>
       </w:r>
     </w:p>
     <w:p>
       <w:pPr>
         <w:pStyle w:val="Titre"/>
+        <w:jc w:val="left"/>
       </w:pPr>
       <w:r>
         <w:br w:type="page"/>
@@ -160,8 +123,10 @@
           <w:bCs w:val="0"/>
           <w:caps w:val="0"/>
           <w:noProof/>
-          <w:sz w:val="22"/>
-          <w:szCs w:val="22"/>
+          <w:kern w:val="2"/>
+          <w:sz w:val="24"/>
+          <w:szCs w:val="24"/>
+          <w14:ligatures w14:val="standardContextual"/>
         </w:rPr>
       </w:pPr>
       <w:r>
@@ -197,7 +162,7 @@
         </w:rPr>
         <w:fldChar w:fldCharType="separate"/>
       </w:r>
-      <w:hyperlink w:anchor="_Toc308526316" w:history="1">
+      <w:hyperlink w:anchor="_Toc212449152" w:history="1">
         <w:r>
           <w:rPr>
             <w:rStyle w:val="Lienhypertexte"/>
@@ -212,8 +177,10 @@
             <w:bCs w:val="0"/>
             <w:caps w:val="0"/>
             <w:noProof/>
-            <w:sz w:val="22"/>
-            <w:szCs w:val="22"/>
+            <w:kern w:val="2"/>
+            <w:sz w:val="24"/>
+            <w:szCs w:val="24"/>
+            <w14:ligatures w14:val="standardContextual"/>
           </w:rPr>
           <w:tab/>
         </w:r>
@@ -243,7 +210,7 @@
             <w:noProof/>
             <w:webHidden/>
           </w:rPr>
-          <w:instrText xml:space="preserve"> PAGEREF _Toc308526316 \h </w:instrText>
+          <w:instrText xml:space="preserve"> PAGEREF _Toc212449152 \h </w:instrText>
         </w:r>
         <w:r>
           <w:rPr>
@@ -285,11 +252,13 @@
           <w:rFonts w:eastAsiaTheme="minorEastAsia" w:cstheme="minorBidi"/>
           <w:smallCaps w:val="0"/>
           <w:noProof/>
-          <w:sz w:val="22"/>
-          <w:szCs w:val="22"/>
+          <w:kern w:val="2"/>
+          <w:sz w:val="24"/>
+          <w:szCs w:val="24"/>
+          <w14:ligatures w14:val="standardContextual"/>
         </w:rPr>
       </w:pPr>
-      <w:hyperlink w:anchor="_Toc308526317" w:history="1">
+      <w:hyperlink w:anchor="_Toc212449153" w:history="1">
         <w:r>
           <w:rPr>
             <w:rStyle w:val="Lienhypertexte"/>
@@ -302,8 +271,10 @@
             <w:rFonts w:eastAsiaTheme="minorEastAsia" w:cstheme="minorBidi"/>
             <w:smallCaps w:val="0"/>
             <w:noProof/>
-            <w:sz w:val="22"/>
-            <w:szCs w:val="22"/>
+            <w:kern w:val="2"/>
+            <w:sz w:val="24"/>
+            <w:szCs w:val="24"/>
+            <w14:ligatures w14:val="standardContextual"/>
           </w:rPr>
           <w:tab/>
         </w:r>
@@ -333,7 +304,7 @@
             <w:noProof/>
             <w:webHidden/>
           </w:rPr>
-          <w:instrText xml:space="preserve"> PAGEREF _Toc308526317 \h </w:instrText>
+          <w:instrText xml:space="preserve"> PAGEREF _Toc212449153 \h </w:instrText>
         </w:r>
         <w:r>
           <w:rPr>
@@ -375,11 +346,13 @@
           <w:rFonts w:eastAsiaTheme="minorEastAsia" w:cstheme="minorBidi"/>
           <w:smallCaps w:val="0"/>
           <w:noProof/>
-          <w:sz w:val="22"/>
-          <w:szCs w:val="22"/>
+          <w:kern w:val="2"/>
+          <w:sz w:val="24"/>
+          <w:szCs w:val="24"/>
+          <w14:ligatures w14:val="standardContextual"/>
         </w:rPr>
       </w:pPr>
-      <w:hyperlink w:anchor="_Toc308526318" w:history="1">
+      <w:hyperlink w:anchor="_Toc212449154" w:history="1">
         <w:r>
           <w:rPr>
             <w:rStyle w:val="Lienhypertexte"/>
@@ -392,8 +365,10 @@
             <w:rFonts w:eastAsiaTheme="minorEastAsia" w:cstheme="minorBidi"/>
             <w:smallCaps w:val="0"/>
             <w:noProof/>
-            <w:sz w:val="22"/>
-            <w:szCs w:val="22"/>
+            <w:kern w:val="2"/>
+            <w:sz w:val="24"/>
+            <w:szCs w:val="24"/>
+            <w14:ligatures w14:val="standardContextual"/>
           </w:rPr>
           <w:tab/>
         </w:r>
@@ -423,7 +398,7 @@
             <w:noProof/>
             <w:webHidden/>
           </w:rPr>
-          <w:instrText xml:space="preserve"> PAGEREF _Toc308526318 \h </w:instrText>
+          <w:instrText xml:space="preserve"> PAGEREF _Toc212449154 \h </w:instrText>
         </w:r>
         <w:r>
           <w:rPr>
@@ -465,11 +440,13 @@
           <w:rFonts w:eastAsiaTheme="minorEastAsia" w:cstheme="minorBidi"/>
           <w:smallCaps w:val="0"/>
           <w:noProof/>
-          <w:sz w:val="22"/>
-          <w:szCs w:val="22"/>
+          <w:kern w:val="2"/>
+          <w:sz w:val="24"/>
+          <w:szCs w:val="24"/>
+          <w14:ligatures w14:val="standardContextual"/>
         </w:rPr>
       </w:pPr>
-      <w:hyperlink w:anchor="_Toc308526319" w:history="1">
+      <w:hyperlink w:anchor="_Toc212449155" w:history="1">
         <w:r>
           <w:rPr>
             <w:rStyle w:val="Lienhypertexte"/>
@@ -482,8 +459,10 @@
             <w:rFonts w:eastAsiaTheme="minorEastAsia" w:cstheme="minorBidi"/>
             <w:smallCaps w:val="0"/>
             <w:noProof/>
-            <w:sz w:val="22"/>
-            <w:szCs w:val="22"/>
+            <w:kern w:val="2"/>
+            <w:sz w:val="24"/>
+            <w:szCs w:val="24"/>
+            <w14:ligatures w14:val="standardContextual"/>
           </w:rPr>
           <w:tab/>
         </w:r>
@@ -513,7 +492,7 @@
             <w:noProof/>
             <w:webHidden/>
           </w:rPr>
-          <w:instrText xml:space="preserve"> PAGEREF _Toc308526319 \h </w:instrText>
+          <w:instrText xml:space="preserve"> PAGEREF _Toc212449155 \h </w:instrText>
         </w:r>
         <w:r>
           <w:rPr>
@@ -555,11 +534,13 @@
           <w:rFonts w:eastAsiaTheme="minorEastAsia" w:cstheme="minorBidi"/>
           <w:smallCaps w:val="0"/>
           <w:noProof/>
-          <w:sz w:val="22"/>
-          <w:szCs w:val="22"/>
+          <w:kern w:val="2"/>
+          <w:sz w:val="24"/>
+          <w:szCs w:val="24"/>
+          <w14:ligatures w14:val="standardContextual"/>
         </w:rPr>
       </w:pPr>
-      <w:hyperlink w:anchor="_Toc308526320" w:history="1">
+      <w:hyperlink w:anchor="_Toc212449156" w:history="1">
         <w:r>
           <w:rPr>
             <w:rStyle w:val="Lienhypertexte"/>
@@ -572,8 +553,10 @@
             <w:rFonts w:eastAsiaTheme="minorEastAsia" w:cstheme="minorBidi"/>
             <w:smallCaps w:val="0"/>
             <w:noProof/>
-            <w:sz w:val="22"/>
-            <w:szCs w:val="22"/>
+            <w:kern w:val="2"/>
+            <w:sz w:val="24"/>
+            <w:szCs w:val="24"/>
+            <w14:ligatures w14:val="standardContextual"/>
           </w:rPr>
           <w:tab/>
         </w:r>
@@ -603,7 +586,7 @@
             <w:noProof/>
             <w:webHidden/>
           </w:rPr>
-          <w:instrText xml:space="preserve"> PAGEREF _Toc308526320 \h </w:instrText>
+          <w:instrText xml:space="preserve"> PAGEREF _Toc212449156 \h </w:instrText>
         </w:r>
         <w:r>
           <w:rPr>
@@ -645,11 +628,13 @@
           <w:rFonts w:eastAsiaTheme="minorEastAsia" w:cstheme="minorBidi"/>
           <w:smallCaps w:val="0"/>
           <w:noProof/>
-          <w:sz w:val="22"/>
-          <w:szCs w:val="22"/>
+          <w:kern w:val="2"/>
+          <w:sz w:val="24"/>
+          <w:szCs w:val="24"/>
+          <w14:ligatures w14:val="standardContextual"/>
         </w:rPr>
       </w:pPr>
-      <w:hyperlink w:anchor="_Toc308526321" w:history="1">
+      <w:hyperlink w:anchor="_Toc212449157" w:history="1">
         <w:r>
           <w:rPr>
             <w:rStyle w:val="Lienhypertexte"/>
@@ -662,8 +647,10 @@
             <w:rFonts w:eastAsiaTheme="minorEastAsia" w:cstheme="minorBidi"/>
             <w:smallCaps w:val="0"/>
             <w:noProof/>
-            <w:sz w:val="22"/>
-            <w:szCs w:val="22"/>
+            <w:kern w:val="2"/>
+            <w:sz w:val="24"/>
+            <w:szCs w:val="24"/>
+            <w14:ligatures w14:val="standardContextual"/>
           </w:rPr>
           <w:tab/>
         </w:r>
@@ -693,7 +680,7 @@
             <w:noProof/>
             <w:webHidden/>
           </w:rPr>
-          <w:instrText xml:space="preserve"> PAGEREF _Toc308526321 \h </w:instrText>
+          <w:instrText xml:space="preserve"> PAGEREF _Toc212449157 \h </w:instrText>
         </w:r>
         <w:r>
           <w:rPr>
@@ -736,11 +723,13 @@
           <w:i w:val="0"/>
           <w:iCs w:val="0"/>
           <w:noProof/>
-          <w:sz w:val="22"/>
-          <w:szCs w:val="22"/>
+          <w:kern w:val="2"/>
+          <w:sz w:val="24"/>
+          <w:szCs w:val="24"/>
+          <w14:ligatures w14:val="standardContextual"/>
         </w:rPr>
       </w:pPr>
-      <w:hyperlink w:anchor="_Toc308526322" w:history="1">
+      <w:hyperlink w:anchor="_Toc212449158" w:history="1">
         <w:r>
           <w:rPr>
             <w:rStyle w:val="Lienhypertexte"/>
@@ -754,8 +743,10 @@
             <w:i w:val="0"/>
             <w:iCs w:val="0"/>
             <w:noProof/>
-            <w:sz w:val="22"/>
-            <w:szCs w:val="22"/>
+            <w:kern w:val="2"/>
+            <w:sz w:val="24"/>
+            <w:szCs w:val="24"/>
+            <w14:ligatures w14:val="standardContextual"/>
           </w:rPr>
           <w:tab/>
         </w:r>
@@ -764,7 +755,7 @@
             <w:rStyle w:val="Lienhypertexte"/>
             <w:noProof/>
           </w:rPr>
-          <w:t>Objectifs et portée du projet (objectifs SMART)</w:t>
+          <w:t>Fonctionnalités requises (du point de vue de l’utilisateur)</w:t>
         </w:r>
         <w:r>
           <w:rPr>
@@ -785,7 +776,7 @@
             <w:noProof/>
             <w:webHidden/>
           </w:rPr>
-          <w:instrText xml:space="preserve"> PAGEREF _Toc308526322 \h </w:instrText>
+          <w:instrText xml:space="preserve"> PAGEREF _Toc212449158 \h </w:instrText>
         </w:r>
         <w:r>
           <w:rPr>
@@ -828,11 +819,13 @@
           <w:i w:val="0"/>
           <w:iCs w:val="0"/>
           <w:noProof/>
-          <w:sz w:val="22"/>
-          <w:szCs w:val="22"/>
+          <w:kern w:val="2"/>
+          <w:sz w:val="24"/>
+          <w:szCs w:val="24"/>
+          <w14:ligatures w14:val="standardContextual"/>
         </w:rPr>
       </w:pPr>
-      <w:hyperlink w:anchor="_Toc308526323" w:history="1">
+      <w:hyperlink w:anchor="_Toc212449159" w:history="1">
         <w:r>
           <w:rPr>
             <w:rStyle w:val="Lienhypertexte"/>
@@ -846,8 +839,10 @@
             <w:i w:val="0"/>
             <w:iCs w:val="0"/>
             <w:noProof/>
-            <w:sz w:val="22"/>
-            <w:szCs w:val="22"/>
+            <w:kern w:val="2"/>
+            <w:sz w:val="24"/>
+            <w:szCs w:val="24"/>
+            <w14:ligatures w14:val="standardContextual"/>
           </w:rPr>
           <w:tab/>
         </w:r>
@@ -856,7 +851,7 @@
             <w:rStyle w:val="Lienhypertexte"/>
             <w:noProof/>
           </w:rPr>
-          <w:t>Caractéristiques des utilisateurs et impacts</w:t>
+          <w:t>Contraintes</w:t>
         </w:r>
         <w:r>
           <w:rPr>
@@ -877,7 +872,7 @@
             <w:noProof/>
             <w:webHidden/>
           </w:rPr>
-          <w:instrText xml:space="preserve"> PAGEREF _Toc308526323 \h </w:instrText>
+          <w:instrText xml:space="preserve"> PAGEREF _Toc212449159 \h </w:instrText>
         </w:r>
         <w:r>
           <w:rPr>
@@ -920,11 +915,13 @@
           <w:i w:val="0"/>
           <w:iCs w:val="0"/>
           <w:noProof/>
-          <w:sz w:val="22"/>
-          <w:szCs w:val="22"/>
+          <w:kern w:val="2"/>
+          <w:sz w:val="24"/>
+          <w:szCs w:val="24"/>
+          <w14:ligatures w14:val="standardContextual"/>
         </w:rPr>
       </w:pPr>
-      <w:hyperlink w:anchor="_Toc308526324" w:history="1">
+      <w:hyperlink w:anchor="_Toc212449160" w:history="1">
         <w:r>
           <w:rPr>
             <w:rStyle w:val="Lienhypertexte"/>
@@ -938,8 +935,10 @@
             <w:i w:val="0"/>
             <w:iCs w:val="0"/>
             <w:noProof/>
-            <w:sz w:val="22"/>
-            <w:szCs w:val="22"/>
+            <w:kern w:val="2"/>
+            <w:sz w:val="24"/>
+            <w:szCs w:val="24"/>
+            <w14:ligatures w14:val="standardContextual"/>
           </w:rPr>
           <w:tab/>
         </w:r>
@@ -948,7 +947,7 @@
             <w:rStyle w:val="Lienhypertexte"/>
             <w:noProof/>
           </w:rPr>
-          <w:t>Fonctionnalités requises (du point de vue de l’utilisateur)</w:t>
+          <w:t>Travail à réaliser par l'apprenti</w:t>
         </w:r>
         <w:r>
           <w:rPr>
@@ -969,7 +968,7 @@
             <w:noProof/>
             <w:webHidden/>
           </w:rPr>
-          <w:instrText xml:space="preserve"> PAGEREF _Toc308526324 \h </w:instrText>
+          <w:instrText xml:space="preserve"> PAGEREF _Toc212449160 \h </w:instrText>
         </w:r>
         <w:r>
           <w:rPr>
@@ -989,7 +988,7 @@
             <w:noProof/>
             <w:webHidden/>
           </w:rPr>
-          <w:t>3</w:t>
+          <w:t>4</w:t>
         </w:r>
         <w:r>
           <w:rPr>
@@ -1012,11 +1011,13 @@
           <w:i w:val="0"/>
           <w:iCs w:val="0"/>
           <w:noProof/>
-          <w:sz w:val="22"/>
-          <w:szCs w:val="22"/>
+          <w:kern w:val="2"/>
+          <w:sz w:val="24"/>
+          <w:szCs w:val="24"/>
+          <w14:ligatures w14:val="standardContextual"/>
         </w:rPr>
       </w:pPr>
-      <w:hyperlink w:anchor="_Toc308526325" w:history="1">
+      <w:hyperlink w:anchor="_Toc212449161" w:history="1">
         <w:r>
           <w:rPr>
             <w:rStyle w:val="Lienhypertexte"/>
@@ -1030,8 +1031,10 @@
             <w:i w:val="0"/>
             <w:iCs w:val="0"/>
             <w:noProof/>
-            <w:sz w:val="22"/>
-            <w:szCs w:val="22"/>
+            <w:kern w:val="2"/>
+            <w:sz w:val="24"/>
+            <w:szCs w:val="24"/>
+            <w14:ligatures w14:val="standardContextual"/>
           </w:rPr>
           <w:tab/>
         </w:r>
@@ -1040,7 +1043,7 @@
             <w:rStyle w:val="Lienhypertexte"/>
             <w:noProof/>
           </w:rPr>
-          <w:t>Contraintes</w:t>
+          <w:t>Méthodes de validation des solutions</w:t>
         </w:r>
         <w:r>
           <w:rPr>
@@ -1061,283 +1064,7 @@
             <w:noProof/>
             <w:webHidden/>
           </w:rPr>
-          <w:instrText xml:space="preserve"> PAGEREF _Toc308526325 \h </w:instrText>
-        </w:r>
-        <w:r>
-          <w:rPr>
-            <w:noProof/>
-            <w:webHidden/>
-          </w:rPr>
-        </w:r>
-        <w:r>
-          <w:rPr>
-            <w:noProof/>
-            <w:webHidden/>
-          </w:rPr>
-          <w:fldChar w:fldCharType="separate"/>
-        </w:r>
-        <w:r>
-          <w:rPr>
-            <w:noProof/>
-            <w:webHidden/>
-          </w:rPr>
-          <w:t>3</w:t>
-        </w:r>
-        <w:r>
-          <w:rPr>
-            <w:noProof/>
-            <w:webHidden/>
-          </w:rPr>
-          <w:fldChar w:fldCharType="end"/>
-        </w:r>
-      </w:hyperlink>
-    </w:p>
-    <w:p>
-      <w:pPr>
-        <w:pStyle w:val="TM3"/>
-        <w:tabs>
-          <w:tab w:val="left" w:pos="1200"/>
-          <w:tab w:val="right" w:leader="dot" w:pos="9060"/>
-        </w:tabs>
-        <w:rPr>
-          <w:rFonts w:eastAsiaTheme="minorEastAsia" w:cstheme="minorBidi"/>
-          <w:i w:val="0"/>
-          <w:iCs w:val="0"/>
-          <w:noProof/>
-          <w:sz w:val="22"/>
-          <w:szCs w:val="22"/>
-        </w:rPr>
-      </w:pPr>
-      <w:hyperlink w:anchor="_Toc308526326" w:history="1">
-        <w:r>
-          <w:rPr>
-            <w:rStyle w:val="Lienhypertexte"/>
-            <w:noProof/>
-          </w:rPr>
-          <w:t>1.5.5</w:t>
-        </w:r>
-        <w:r>
-          <w:rPr>
-            <w:rFonts w:eastAsiaTheme="minorEastAsia" w:cstheme="minorBidi"/>
-            <w:i w:val="0"/>
-            <w:iCs w:val="0"/>
-            <w:noProof/>
-            <w:sz w:val="22"/>
-            <w:szCs w:val="22"/>
-          </w:rPr>
-          <w:tab/>
-        </w:r>
-        <w:r>
-          <w:rPr>
-            <w:rStyle w:val="Lienhypertexte"/>
-            <w:noProof/>
-          </w:rPr>
-          <w:t>Travail à réaliser par l'apprenti</w:t>
-        </w:r>
-        <w:r>
-          <w:rPr>
-            <w:noProof/>
-            <w:webHidden/>
-          </w:rPr>
-          <w:tab/>
-        </w:r>
-        <w:r>
-          <w:rPr>
-            <w:noProof/>
-            <w:webHidden/>
-          </w:rPr>
-          <w:fldChar w:fldCharType="begin"/>
-        </w:r>
-        <w:r>
-          <w:rPr>
-            <w:noProof/>
-            <w:webHidden/>
-          </w:rPr>
-          <w:instrText xml:space="preserve"> PAGEREF _Toc308526326 \h </w:instrText>
-        </w:r>
-        <w:r>
-          <w:rPr>
-            <w:noProof/>
-            <w:webHidden/>
-          </w:rPr>
-        </w:r>
-        <w:r>
-          <w:rPr>
-            <w:noProof/>
-            <w:webHidden/>
-          </w:rPr>
-          <w:fldChar w:fldCharType="separate"/>
-        </w:r>
-        <w:r>
-          <w:rPr>
-            <w:noProof/>
-            <w:webHidden/>
-          </w:rPr>
-          <w:t>4</w:t>
-        </w:r>
-        <w:r>
-          <w:rPr>
-            <w:noProof/>
-            <w:webHidden/>
-          </w:rPr>
-          <w:fldChar w:fldCharType="end"/>
-        </w:r>
-      </w:hyperlink>
-    </w:p>
-    <w:p>
-      <w:pPr>
-        <w:pStyle w:val="TM3"/>
-        <w:tabs>
-          <w:tab w:val="left" w:pos="1200"/>
-          <w:tab w:val="right" w:leader="dot" w:pos="9060"/>
-        </w:tabs>
-        <w:rPr>
-          <w:rFonts w:eastAsiaTheme="minorEastAsia" w:cstheme="minorBidi"/>
-          <w:i w:val="0"/>
-          <w:iCs w:val="0"/>
-          <w:noProof/>
-          <w:sz w:val="22"/>
-          <w:szCs w:val="22"/>
-        </w:rPr>
-      </w:pPr>
-      <w:hyperlink w:anchor="_Toc308526327" w:history="1">
-        <w:r>
-          <w:rPr>
-            <w:rStyle w:val="Lienhypertexte"/>
-            <w:noProof/>
-          </w:rPr>
-          <w:t>1.5.6</w:t>
-        </w:r>
-        <w:r>
-          <w:rPr>
-            <w:rFonts w:eastAsiaTheme="minorEastAsia" w:cstheme="minorBidi"/>
-            <w:i w:val="0"/>
-            <w:iCs w:val="0"/>
-            <w:noProof/>
-            <w:sz w:val="22"/>
-            <w:szCs w:val="22"/>
-          </w:rPr>
-          <w:tab/>
-        </w:r>
-        <w:r>
-          <w:rPr>
-            <w:rStyle w:val="Lienhypertexte"/>
-            <w:noProof/>
-          </w:rPr>
-          <w:t>Si le temps le permet …</w:t>
-        </w:r>
-        <w:r>
-          <w:rPr>
-            <w:noProof/>
-            <w:webHidden/>
-          </w:rPr>
-          <w:tab/>
-        </w:r>
-        <w:r>
-          <w:rPr>
-            <w:noProof/>
-            <w:webHidden/>
-          </w:rPr>
-          <w:fldChar w:fldCharType="begin"/>
-        </w:r>
-        <w:r>
-          <w:rPr>
-            <w:noProof/>
-            <w:webHidden/>
-          </w:rPr>
-          <w:instrText xml:space="preserve"> PAGEREF _Toc308526327 \h </w:instrText>
-        </w:r>
-        <w:r>
-          <w:rPr>
-            <w:noProof/>
-            <w:webHidden/>
-          </w:rPr>
-        </w:r>
-        <w:r>
-          <w:rPr>
-            <w:noProof/>
-            <w:webHidden/>
-          </w:rPr>
-          <w:fldChar w:fldCharType="separate"/>
-        </w:r>
-        <w:r>
-          <w:rPr>
-            <w:noProof/>
-            <w:webHidden/>
-          </w:rPr>
-          <w:t>4</w:t>
-        </w:r>
-        <w:r>
-          <w:rPr>
-            <w:noProof/>
-            <w:webHidden/>
-          </w:rPr>
-          <w:fldChar w:fldCharType="end"/>
-        </w:r>
-      </w:hyperlink>
-    </w:p>
-    <w:p>
-      <w:pPr>
-        <w:pStyle w:val="TM3"/>
-        <w:tabs>
-          <w:tab w:val="left" w:pos="1200"/>
-          <w:tab w:val="right" w:leader="dot" w:pos="9060"/>
-        </w:tabs>
-        <w:rPr>
-          <w:rFonts w:eastAsiaTheme="minorEastAsia" w:cstheme="minorBidi"/>
-          <w:i w:val="0"/>
-          <w:iCs w:val="0"/>
-          <w:noProof/>
-          <w:sz w:val="22"/>
-          <w:szCs w:val="22"/>
-        </w:rPr>
-      </w:pPr>
-      <w:hyperlink w:anchor="_Toc308526328" w:history="1">
-        <w:r>
-          <w:rPr>
-            <w:rStyle w:val="Lienhypertexte"/>
-            <w:noProof/>
-          </w:rPr>
-          <w:t>1.5.7</w:t>
-        </w:r>
-        <w:r>
-          <w:rPr>
-            <w:rFonts w:eastAsiaTheme="minorEastAsia" w:cstheme="minorBidi"/>
-            <w:i w:val="0"/>
-            <w:iCs w:val="0"/>
-            <w:noProof/>
-            <w:sz w:val="22"/>
-            <w:szCs w:val="22"/>
-          </w:rPr>
-          <w:tab/>
-        </w:r>
-        <w:r>
-          <w:rPr>
-            <w:rStyle w:val="Lienhypertexte"/>
-            <w:noProof/>
-          </w:rPr>
-          <w:t>Méthodes de validation des solutions</w:t>
-        </w:r>
-        <w:r>
-          <w:rPr>
-            <w:noProof/>
-            <w:webHidden/>
-          </w:rPr>
-          <w:tab/>
-        </w:r>
-        <w:r>
-          <w:rPr>
-            <w:noProof/>
-            <w:webHidden/>
-          </w:rPr>
-          <w:fldChar w:fldCharType="begin"/>
-        </w:r>
-        <w:r>
-          <w:rPr>
-            <w:noProof/>
-            <w:webHidden/>
-          </w:rPr>
-          <w:instrText xml:space="preserve"> PAGEREF _Toc308526328 \h </w:instrText>
+          <w:instrText xml:space="preserve"> PAGEREF _Toc212449161 \h </w:instrText>
         </w:r>
         <w:r>
           <w:rPr>
@@ -1379,11 +1106,13 @@
           <w:rFonts w:eastAsiaTheme="minorEastAsia" w:cstheme="minorBidi"/>
           <w:smallCaps w:val="0"/>
           <w:noProof/>
-          <w:sz w:val="22"/>
-          <w:szCs w:val="22"/>
+          <w:kern w:val="2"/>
+          <w:sz w:val="24"/>
+          <w:szCs w:val="24"/>
+          <w14:ligatures w14:val="standardContextual"/>
         </w:rPr>
       </w:pPr>
-      <w:hyperlink w:anchor="_Toc308526329" w:history="1">
+      <w:hyperlink w:anchor="_Toc212449162" w:history="1">
         <w:r>
           <w:rPr>
             <w:rStyle w:val="Lienhypertexte"/>
@@ -1396,8 +1125,10 @@
             <w:rFonts w:eastAsiaTheme="minorEastAsia" w:cstheme="minorBidi"/>
             <w:smallCaps w:val="0"/>
             <w:noProof/>
-            <w:sz w:val="22"/>
-            <w:szCs w:val="22"/>
+            <w:kern w:val="2"/>
+            <w:sz w:val="24"/>
+            <w:szCs w:val="24"/>
+            <w14:ligatures w14:val="standardContextual"/>
           </w:rPr>
           <w:tab/>
         </w:r>
@@ -1427,7 +1158,7 @@
             <w:noProof/>
             <w:webHidden/>
           </w:rPr>
-          <w:instrText xml:space="preserve"> PAGEREF _Toc308526329 \h </w:instrText>
+          <w:instrText xml:space="preserve"> PAGEREF _Toc212449162 \h </w:instrText>
         </w:r>
         <w:r>
           <w:rPr>
@@ -1469,11 +1200,13 @@
           <w:rFonts w:eastAsiaTheme="minorEastAsia" w:cstheme="minorBidi"/>
           <w:smallCaps w:val="0"/>
           <w:noProof/>
-          <w:sz w:val="22"/>
-          <w:szCs w:val="22"/>
+          <w:kern w:val="2"/>
+          <w:sz w:val="24"/>
+          <w:szCs w:val="24"/>
+          <w14:ligatures w14:val="standardContextual"/>
         </w:rPr>
       </w:pPr>
-      <w:hyperlink w:anchor="_Toc308526330" w:history="1">
+      <w:hyperlink w:anchor="_Toc212449163" w:history="1">
         <w:r>
           <w:rPr>
             <w:rStyle w:val="Lienhypertexte"/>
@@ -1486,8 +1219,10 @@
             <w:rFonts w:eastAsiaTheme="minorEastAsia" w:cstheme="minorBidi"/>
             <w:smallCaps w:val="0"/>
             <w:noProof/>
-            <w:sz w:val="22"/>
-            <w:szCs w:val="22"/>
+            <w:kern w:val="2"/>
+            <w:sz w:val="24"/>
+            <w:szCs w:val="24"/>
+            <w14:ligatures w14:val="standardContextual"/>
           </w:rPr>
           <w:tab/>
         </w:r>
@@ -1517,7 +1252,7 @@
             <w:noProof/>
             <w:webHidden/>
           </w:rPr>
-          <w:instrText xml:space="preserve"> PAGEREF _Toc308526330 \h </w:instrText>
+          <w:instrText xml:space="preserve"> PAGEREF _Toc212449163 \h </w:instrText>
         </w:r>
         <w:r>
           <w:rPr>
@@ -1561,11 +1296,13 @@
           <w:bCs w:val="0"/>
           <w:caps w:val="0"/>
           <w:noProof/>
-          <w:sz w:val="22"/>
-          <w:szCs w:val="22"/>
+          <w:kern w:val="2"/>
+          <w:sz w:val="24"/>
+          <w:szCs w:val="24"/>
+          <w14:ligatures w14:val="standardContextual"/>
         </w:rPr>
       </w:pPr>
-      <w:hyperlink w:anchor="_Toc308526331" w:history="1">
+      <w:hyperlink w:anchor="_Toc212449164" w:history="1">
         <w:r>
           <w:rPr>
             <w:rStyle w:val="Lienhypertexte"/>
@@ -1580,8 +1317,10 @@
             <w:bCs w:val="0"/>
             <w:caps w:val="0"/>
             <w:noProof/>
-            <w:sz w:val="22"/>
-            <w:szCs w:val="22"/>
+            <w:kern w:val="2"/>
+            <w:sz w:val="24"/>
+            <w:szCs w:val="24"/>
+            <w14:ligatures w14:val="standardContextual"/>
           </w:rPr>
           <w:tab/>
         </w:r>
@@ -1611,7 +1350,7 @@
             <w:noProof/>
             <w:webHidden/>
           </w:rPr>
-          <w:instrText xml:space="preserve"> PAGEREF _Toc308526331 \h </w:instrText>
+          <w:instrText xml:space="preserve"> PAGEREF _Toc212449164 \h </w:instrText>
         </w:r>
         <w:r>
           <w:rPr>
@@ -1655,11 +1394,13 @@
           <w:bCs w:val="0"/>
           <w:caps w:val="0"/>
           <w:noProof/>
-          <w:sz w:val="22"/>
-          <w:szCs w:val="22"/>
+          <w:kern w:val="2"/>
+          <w:sz w:val="24"/>
+          <w:szCs w:val="24"/>
+          <w14:ligatures w14:val="standardContextual"/>
         </w:rPr>
       </w:pPr>
-      <w:hyperlink w:anchor="_Toc308526332" w:history="1">
+      <w:hyperlink w:anchor="_Toc212449165" w:history="1">
         <w:r>
           <w:rPr>
             <w:rStyle w:val="Lienhypertexte"/>
@@ -1674,8 +1415,10 @@
             <w:bCs w:val="0"/>
             <w:caps w:val="0"/>
             <w:noProof/>
-            <w:sz w:val="22"/>
-            <w:szCs w:val="22"/>
+            <w:kern w:val="2"/>
+            <w:sz w:val="24"/>
+            <w:szCs w:val="24"/>
+            <w14:ligatures w14:val="standardContextual"/>
           </w:rPr>
           <w:tab/>
         </w:r>
@@ -1684,7 +1427,7 @@
             <w:rStyle w:val="Lienhypertexte"/>
             <w:noProof/>
           </w:rPr>
-          <w:t>Analyse</w:t>
+          <w:t>Tests</w:t>
         </w:r>
         <w:r>
           <w:rPr>
@@ -1705,7 +1448,7 @@
             <w:noProof/>
             <w:webHidden/>
           </w:rPr>
-          <w:instrText xml:space="preserve"> PAGEREF _Toc308526332 \h </w:instrText>
+          <w:instrText xml:space="preserve"> PAGEREF _Toc212449165 \h </w:instrText>
         </w:r>
         <w:r>
           <w:rPr>
@@ -1747,11 +1490,13 @@
           <w:rFonts w:eastAsiaTheme="minorEastAsia" w:cstheme="minorBidi"/>
           <w:smallCaps w:val="0"/>
           <w:noProof/>
-          <w:sz w:val="22"/>
-          <w:szCs w:val="22"/>
+          <w:kern w:val="2"/>
+          <w:sz w:val="24"/>
+          <w:szCs w:val="24"/>
+          <w14:ligatures w14:val="standardContextual"/>
         </w:rPr>
       </w:pPr>
-      <w:hyperlink w:anchor="_Toc308526333" w:history="1">
+      <w:hyperlink w:anchor="_Toc212449166" w:history="1">
         <w:r>
           <w:rPr>
             <w:rStyle w:val="Lienhypertexte"/>
@@ -1764,8 +1509,10 @@
             <w:rFonts w:eastAsiaTheme="minorEastAsia" w:cstheme="minorBidi"/>
             <w:smallCaps w:val="0"/>
             <w:noProof/>
-            <w:sz w:val="22"/>
-            <w:szCs w:val="22"/>
+            <w:kern w:val="2"/>
+            <w:sz w:val="24"/>
+            <w:szCs w:val="24"/>
+            <w14:ligatures w14:val="standardContextual"/>
           </w:rPr>
           <w:tab/>
         </w:r>
@@ -1774,7 +1521,7 @@
             <w:rStyle w:val="Lienhypertexte"/>
             <w:noProof/>
           </w:rPr>
-          <w:t>Opportunités</w:t>
+          <w:t>Dossier des tests</w:t>
         </w:r>
         <w:r>
           <w:rPr>
@@ -1795,7 +1542,7 @@
             <w:noProof/>
             <w:webHidden/>
           </w:rPr>
-          <w:instrText xml:space="preserve"> PAGEREF _Toc308526333 \h </w:instrText>
+          <w:instrText xml:space="preserve"> PAGEREF _Toc212449166 \h </w:instrText>
         </w:r>
         <w:r>
           <w:rPr>
@@ -1816,276 +1563,6 @@
             <w:webHidden/>
           </w:rPr>
           <w:t>4</w:t>
-        </w:r>
-        <w:r>
-          <w:rPr>
-            <w:noProof/>
-            <w:webHidden/>
-          </w:rPr>
-          <w:fldChar w:fldCharType="end"/>
-        </w:r>
-      </w:hyperlink>
-    </w:p>
-    <w:p>
-      <w:pPr>
-        <w:pStyle w:val="TM2"/>
-        <w:tabs>
-          <w:tab w:val="left" w:pos="800"/>
-          <w:tab w:val="right" w:leader="dot" w:pos="9060"/>
-        </w:tabs>
-        <w:rPr>
-          <w:rFonts w:eastAsiaTheme="minorEastAsia" w:cstheme="minorBidi"/>
-          <w:smallCaps w:val="0"/>
-          <w:noProof/>
-          <w:sz w:val="22"/>
-          <w:szCs w:val="22"/>
-        </w:rPr>
-      </w:pPr>
-      <w:hyperlink w:anchor="_Toc308526334" w:history="1">
-        <w:r>
-          <w:rPr>
-            <w:rStyle w:val="Lienhypertexte"/>
-            <w:noProof/>
-          </w:rPr>
-          <w:t>3.2</w:t>
-        </w:r>
-        <w:r>
-          <w:rPr>
-            <w:rFonts w:eastAsiaTheme="minorEastAsia" w:cstheme="minorBidi"/>
-            <w:smallCaps w:val="0"/>
-            <w:noProof/>
-            <w:sz w:val="22"/>
-            <w:szCs w:val="22"/>
-          </w:rPr>
-          <w:tab/>
-        </w:r>
-        <w:r>
-          <w:rPr>
-            <w:rStyle w:val="Lienhypertexte"/>
-            <w:noProof/>
-          </w:rPr>
-          <w:t>Document d’analyse et conception</w:t>
-        </w:r>
-        <w:r>
-          <w:rPr>
-            <w:noProof/>
-            <w:webHidden/>
-          </w:rPr>
-          <w:tab/>
-        </w:r>
-        <w:r>
-          <w:rPr>
-            <w:noProof/>
-            <w:webHidden/>
-          </w:rPr>
-          <w:fldChar w:fldCharType="begin"/>
-        </w:r>
-        <w:r>
-          <w:rPr>
-            <w:noProof/>
-            <w:webHidden/>
-          </w:rPr>
-          <w:instrText xml:space="preserve"> PAGEREF _Toc308526334 \h </w:instrText>
-        </w:r>
-        <w:r>
-          <w:rPr>
-            <w:noProof/>
-            <w:webHidden/>
-          </w:rPr>
-        </w:r>
-        <w:r>
-          <w:rPr>
-            <w:noProof/>
-            <w:webHidden/>
-          </w:rPr>
-          <w:fldChar w:fldCharType="separate"/>
-        </w:r>
-        <w:r>
-          <w:rPr>
-            <w:noProof/>
-            <w:webHidden/>
-          </w:rPr>
-          <w:t>4</w:t>
-        </w:r>
-        <w:r>
-          <w:rPr>
-            <w:noProof/>
-            <w:webHidden/>
-          </w:rPr>
-          <w:fldChar w:fldCharType="end"/>
-        </w:r>
-      </w:hyperlink>
-    </w:p>
-    <w:p>
-      <w:pPr>
-        <w:pStyle w:val="TM2"/>
-        <w:tabs>
-          <w:tab w:val="left" w:pos="800"/>
-          <w:tab w:val="right" w:leader="dot" w:pos="9060"/>
-        </w:tabs>
-        <w:rPr>
-          <w:rFonts w:eastAsiaTheme="minorEastAsia" w:cstheme="minorBidi"/>
-          <w:smallCaps w:val="0"/>
-          <w:noProof/>
-          <w:sz w:val="22"/>
-          <w:szCs w:val="22"/>
-        </w:rPr>
-      </w:pPr>
-      <w:hyperlink w:anchor="_Toc308526335" w:history="1">
-        <w:r>
-          <w:rPr>
-            <w:rStyle w:val="Lienhypertexte"/>
-            <w:noProof/>
-          </w:rPr>
-          <w:t>3.3</w:t>
-        </w:r>
-        <w:r>
-          <w:rPr>
-            <w:rFonts w:eastAsiaTheme="minorEastAsia" w:cstheme="minorBidi"/>
-            <w:smallCaps w:val="0"/>
-            <w:noProof/>
-            <w:sz w:val="22"/>
-            <w:szCs w:val="22"/>
-          </w:rPr>
-          <w:tab/>
-        </w:r>
-        <w:r>
-          <w:rPr>
-            <w:rStyle w:val="Lienhypertexte"/>
-            <w:noProof/>
-          </w:rPr>
-          <w:t>Conception des tests</w:t>
-        </w:r>
-        <w:r>
-          <w:rPr>
-            <w:noProof/>
-            <w:webHidden/>
-          </w:rPr>
-          <w:tab/>
-        </w:r>
-        <w:r>
-          <w:rPr>
-            <w:noProof/>
-            <w:webHidden/>
-          </w:rPr>
-          <w:fldChar w:fldCharType="begin"/>
-        </w:r>
-        <w:r>
-          <w:rPr>
-            <w:noProof/>
-            <w:webHidden/>
-          </w:rPr>
-          <w:instrText xml:space="preserve"> PAGEREF _Toc308526335 \h </w:instrText>
-        </w:r>
-        <w:r>
-          <w:rPr>
-            <w:noProof/>
-            <w:webHidden/>
-          </w:rPr>
-        </w:r>
-        <w:r>
-          <w:rPr>
-            <w:noProof/>
-            <w:webHidden/>
-          </w:rPr>
-          <w:fldChar w:fldCharType="separate"/>
-        </w:r>
-        <w:r>
-          <w:rPr>
-            <w:noProof/>
-            <w:webHidden/>
-          </w:rPr>
-          <w:t>5</w:t>
-        </w:r>
-        <w:r>
-          <w:rPr>
-            <w:noProof/>
-            <w:webHidden/>
-          </w:rPr>
-          <w:fldChar w:fldCharType="end"/>
-        </w:r>
-      </w:hyperlink>
-    </w:p>
-    <w:p>
-      <w:pPr>
-        <w:pStyle w:val="TM2"/>
-        <w:tabs>
-          <w:tab w:val="left" w:pos="800"/>
-          <w:tab w:val="right" w:leader="dot" w:pos="9060"/>
-        </w:tabs>
-        <w:rPr>
-          <w:rFonts w:eastAsiaTheme="minorEastAsia" w:cstheme="minorBidi"/>
-          <w:smallCaps w:val="0"/>
-          <w:noProof/>
-          <w:sz w:val="22"/>
-          <w:szCs w:val="22"/>
-        </w:rPr>
-      </w:pPr>
-      <w:hyperlink w:anchor="_Toc308526336" w:history="1">
-        <w:r>
-          <w:rPr>
-            <w:rStyle w:val="Lienhypertexte"/>
-            <w:noProof/>
-          </w:rPr>
-          <w:t>3.4</w:t>
-        </w:r>
-        <w:r>
-          <w:rPr>
-            <w:rFonts w:eastAsiaTheme="minorEastAsia" w:cstheme="minorBidi"/>
-            <w:smallCaps w:val="0"/>
-            <w:noProof/>
-            <w:sz w:val="22"/>
-            <w:szCs w:val="22"/>
-          </w:rPr>
-          <w:tab/>
-        </w:r>
-        <w:r>
-          <w:rPr>
-            <w:rStyle w:val="Lienhypertexte"/>
-            <w:noProof/>
-          </w:rPr>
-          <w:t>Planification détaillée</w:t>
-        </w:r>
-        <w:r>
-          <w:rPr>
-            <w:noProof/>
-            <w:webHidden/>
-          </w:rPr>
-          <w:tab/>
-        </w:r>
-        <w:r>
-          <w:rPr>
-            <w:noProof/>
-            <w:webHidden/>
-          </w:rPr>
-          <w:fldChar w:fldCharType="begin"/>
-        </w:r>
-        <w:r>
-          <w:rPr>
-            <w:noProof/>
-            <w:webHidden/>
-          </w:rPr>
-          <w:instrText xml:space="preserve"> PAGEREF _Toc308526336 \h </w:instrText>
-        </w:r>
-        <w:r>
-          <w:rPr>
-            <w:noProof/>
-            <w:webHidden/>
-          </w:rPr>
-        </w:r>
-        <w:r>
-          <w:rPr>
-            <w:noProof/>
-            <w:webHidden/>
-          </w:rPr>
-          <w:fldChar w:fldCharType="separate"/>
-        </w:r>
-        <w:r>
-          <w:rPr>
-            <w:noProof/>
-            <w:webHidden/>
-          </w:rPr>
-          <w:t>5</w:t>
         </w:r>
         <w:r>
           <w:rPr>
@@ -2109,11 +1586,13 @@
           <w:bCs w:val="0"/>
           <w:caps w:val="0"/>
           <w:noProof/>
-          <w:sz w:val="22"/>
-          <w:szCs w:val="22"/>
+          <w:kern w:val="2"/>
+          <w:sz w:val="24"/>
+          <w:szCs w:val="24"/>
+          <w14:ligatures w14:val="standardContextual"/>
         </w:rPr>
       </w:pPr>
-      <w:hyperlink w:anchor="_Toc308526337" w:history="1">
+      <w:hyperlink w:anchor="_Toc212449167" w:history="1">
         <w:r>
           <w:rPr>
             <w:rStyle w:val="Lienhypertexte"/>
@@ -2128,8 +1607,10 @@
             <w:bCs w:val="0"/>
             <w:caps w:val="0"/>
             <w:noProof/>
-            <w:sz w:val="22"/>
-            <w:szCs w:val="22"/>
+            <w:kern w:val="2"/>
+            <w:sz w:val="24"/>
+            <w:szCs w:val="24"/>
+            <w14:ligatures w14:val="standardContextual"/>
           </w:rPr>
           <w:tab/>
         </w:r>
@@ -2138,7 +1619,7 @@
             <w:rStyle w:val="Lienhypertexte"/>
             <w:noProof/>
           </w:rPr>
-          <w:t>Réalisation</w:t>
+          <w:t>Conclusion</w:t>
         </w:r>
         <w:r>
           <w:rPr>
@@ -2159,7 +1640,7 @@
             <w:noProof/>
             <w:webHidden/>
           </w:rPr>
-          <w:instrText xml:space="preserve"> PAGEREF _Toc308526337 \h </w:instrText>
+          <w:instrText xml:space="preserve"> PAGEREF _Toc212449167 \h </w:instrText>
         </w:r>
         <w:r>
           <w:rPr>
@@ -2179,7 +1660,7 @@
             <w:noProof/>
             <w:webHidden/>
           </w:rPr>
-          <w:t>5</w:t>
+          <w:t>6</w:t>
         </w:r>
         <w:r>
           <w:rPr>
@@ -2201,11 +1682,13 @@
           <w:rFonts w:eastAsiaTheme="minorEastAsia" w:cstheme="minorBidi"/>
           <w:smallCaps w:val="0"/>
           <w:noProof/>
-          <w:sz w:val="22"/>
-          <w:szCs w:val="22"/>
+          <w:kern w:val="2"/>
+          <w:sz w:val="24"/>
+          <w:szCs w:val="24"/>
+          <w14:ligatures w14:val="standardContextual"/>
         </w:rPr>
       </w:pPr>
-      <w:hyperlink w:anchor="_Toc308526338" w:history="1">
+      <w:hyperlink w:anchor="_Toc212449168" w:history="1">
         <w:r>
           <w:rPr>
             <w:rStyle w:val="Lienhypertexte"/>
@@ -2218,8 +1701,10 @@
             <w:rFonts w:eastAsiaTheme="minorEastAsia" w:cstheme="minorBidi"/>
             <w:smallCaps w:val="0"/>
             <w:noProof/>
-            <w:sz w:val="22"/>
-            <w:szCs w:val="22"/>
+            <w:kern w:val="2"/>
+            <w:sz w:val="24"/>
+            <w:szCs w:val="24"/>
+            <w14:ligatures w14:val="standardContextual"/>
           </w:rPr>
           <w:tab/>
         </w:r>
@@ -2228,7 +1713,7 @@
             <w:rStyle w:val="Lienhypertexte"/>
             <w:noProof/>
           </w:rPr>
-          <w:t>Dossier de Réalisation</w:t>
+          <w:t>Utilisation de L’IA</w:t>
         </w:r>
         <w:r>
           <w:rPr>
@@ -2249,7 +1734,7 @@
             <w:noProof/>
             <w:webHidden/>
           </w:rPr>
-          <w:instrText xml:space="preserve"> PAGEREF _Toc308526338 \h </w:instrText>
+          <w:instrText xml:space="preserve"> PAGEREF _Toc212449168 \h </w:instrText>
         </w:r>
         <w:r>
           <w:rPr>
@@ -2269,7 +1754,7 @@
             <w:noProof/>
             <w:webHidden/>
           </w:rPr>
-          <w:t>5</w:t>
+          <w:t>6</w:t>
         </w:r>
         <w:r>
           <w:rPr>
@@ -2291,11 +1776,13 @@
           <w:rFonts w:eastAsiaTheme="minorEastAsia" w:cstheme="minorBidi"/>
           <w:smallCaps w:val="0"/>
           <w:noProof/>
-          <w:sz w:val="22"/>
-          <w:szCs w:val="22"/>
+          <w:kern w:val="2"/>
+          <w:sz w:val="24"/>
+          <w:szCs w:val="24"/>
+          <w14:ligatures w14:val="standardContextual"/>
         </w:rPr>
       </w:pPr>
-      <w:hyperlink w:anchor="_Toc308526339" w:history="1">
+      <w:hyperlink w:anchor="_Toc212449169" w:history="1">
         <w:r>
           <w:rPr>
             <w:rStyle w:val="Lienhypertexte"/>
@@ -2308,8 +1795,10 @@
             <w:rFonts w:eastAsiaTheme="minorEastAsia" w:cstheme="minorBidi"/>
             <w:smallCaps w:val="0"/>
             <w:noProof/>
-            <w:sz w:val="22"/>
-            <w:szCs w:val="22"/>
+            <w:kern w:val="2"/>
+            <w:sz w:val="24"/>
+            <w:szCs w:val="24"/>
+            <w14:ligatures w14:val="standardContextual"/>
           </w:rPr>
           <w:tab/>
         </w:r>
@@ -2318,7 +1807,7 @@
             <w:rStyle w:val="Lienhypertexte"/>
             <w:noProof/>
           </w:rPr>
-          <w:t>Modifications</w:t>
+          <w:t>Bilan des fonctionnalités demandées</w:t>
         </w:r>
         <w:r>
           <w:rPr>
@@ -2339,7 +1828,7 @@
             <w:noProof/>
             <w:webHidden/>
           </w:rPr>
-          <w:instrText xml:space="preserve"> PAGEREF _Toc308526339 \h </w:instrText>
+          <w:instrText xml:space="preserve"> PAGEREF _Toc212449169 \h </w:instrText>
         </w:r>
         <w:r>
           <w:rPr>
@@ -2359,7 +1848,101 @@
             <w:noProof/>
             <w:webHidden/>
           </w:rPr>
-          <w:t>5</w:t>
+          <w:t>6</w:t>
+        </w:r>
+        <w:r>
+          <w:rPr>
+            <w:noProof/>
+            <w:webHidden/>
+          </w:rPr>
+          <w:fldChar w:fldCharType="end"/>
+        </w:r>
+      </w:hyperlink>
+    </w:p>
+    <w:p>
+      <w:pPr>
+        <w:pStyle w:val="TM2"/>
+        <w:tabs>
+          <w:tab w:val="left" w:pos="800"/>
+          <w:tab w:val="right" w:leader="dot" w:pos="9060"/>
+        </w:tabs>
+        <w:rPr>
+          <w:rFonts w:eastAsiaTheme="minorEastAsia" w:cstheme="minorBidi"/>
+          <w:smallCaps w:val="0"/>
+          <w:noProof/>
+          <w:kern w:val="2"/>
+          <w:sz w:val="24"/>
+          <w:szCs w:val="24"/>
+          <w14:ligatures w14:val="standardContextual"/>
+        </w:rPr>
+      </w:pPr>
+      <w:hyperlink w:anchor="_Toc212449170" w:history="1">
+        <w:r>
+          <w:rPr>
+            <w:rStyle w:val="Lienhypertexte"/>
+            <w:noProof/>
+          </w:rPr>
+          <w:t>4.3</w:t>
+        </w:r>
+        <w:r>
+          <w:rPr>
+            <w:rFonts w:eastAsiaTheme="minorEastAsia" w:cstheme="minorBidi"/>
+            <w:smallCaps w:val="0"/>
+            <w:noProof/>
+            <w:kern w:val="2"/>
+            <w:sz w:val="24"/>
+            <w:szCs w:val="24"/>
+            <w14:ligatures w14:val="standardContextual"/>
+          </w:rPr>
+          <w:tab/>
+        </w:r>
+        <w:r>
+          <w:rPr>
+            <w:rStyle w:val="Lienhypertexte"/>
+            <w:noProof/>
+          </w:rPr>
+          <w:t>Bilan personnel</w:t>
+        </w:r>
+        <w:r>
+          <w:rPr>
+            <w:noProof/>
+            <w:webHidden/>
+          </w:rPr>
+          <w:tab/>
+        </w:r>
+        <w:r>
+          <w:rPr>
+            <w:noProof/>
+            <w:webHidden/>
+          </w:rPr>
+          <w:fldChar w:fldCharType="begin"/>
+        </w:r>
+        <w:r>
+          <w:rPr>
+            <w:noProof/>
+            <w:webHidden/>
+          </w:rPr>
+          <w:instrText xml:space="preserve"> PAGEREF _Toc212449170 \h </w:instrText>
+        </w:r>
+        <w:r>
+          <w:rPr>
+            <w:noProof/>
+            <w:webHidden/>
+          </w:rPr>
+        </w:r>
+        <w:r>
+          <w:rPr>
+            <w:noProof/>
+            <w:webHidden/>
+          </w:rPr>
+          <w:fldChar w:fldCharType="separate"/>
+        </w:r>
+        <w:r>
+          <w:rPr>
+            <w:noProof/>
+            <w:webHidden/>
+          </w:rPr>
+          <w:t>6</w:t>
         </w:r>
         <w:r>
           <w:rPr>
@@ -2383,11 +1966,13 @@
           <w:bCs w:val="0"/>
           <w:caps w:val="0"/>
           <w:noProof/>
-          <w:sz w:val="22"/>
-          <w:szCs w:val="22"/>
+          <w:kern w:val="2"/>
+          <w:sz w:val="24"/>
+          <w:szCs w:val="24"/>
+          <w14:ligatures w14:val="standardContextual"/>
         </w:rPr>
       </w:pPr>
-      <w:hyperlink w:anchor="_Toc308526340" w:history="1">
+      <w:hyperlink w:anchor="_Toc212449171" w:history="1">
         <w:r>
           <w:rPr>
             <w:rStyle w:val="Lienhypertexte"/>
@@ -2402,8 +1987,10 @@
             <w:bCs w:val="0"/>
             <w:caps w:val="0"/>
             <w:noProof/>
-            <w:sz w:val="22"/>
-            <w:szCs w:val="22"/>
+            <w:kern w:val="2"/>
+            <w:sz w:val="24"/>
+            <w:szCs w:val="24"/>
+            <w14:ligatures w14:val="standardContextual"/>
           </w:rPr>
           <w:tab/>
         </w:r>
@@ -2412,7 +1999,7 @@
             <w:rStyle w:val="Lienhypertexte"/>
             <w:noProof/>
           </w:rPr>
-          <w:t>Tests</w:t>
+          <w:t>Divers</w:t>
         </w:r>
         <w:r>
           <w:rPr>
@@ -2433,7 +2020,7 @@
             <w:noProof/>
             <w:webHidden/>
           </w:rPr>
-          <w:instrText xml:space="preserve"> PAGEREF _Toc308526340 \h </w:instrText>
+          <w:instrText xml:space="preserve"> PAGEREF _Toc212449171 \h </w:instrText>
         </w:r>
         <w:r>
           <w:rPr>
@@ -2453,7 +2040,7 @@
             <w:noProof/>
             <w:webHidden/>
           </w:rPr>
-          <w:t>5</w:t>
+          <w:t>6</w:t>
         </w:r>
         <w:r>
           <w:rPr>
@@ -2475,11 +2062,13 @@
           <w:rFonts w:eastAsiaTheme="minorEastAsia" w:cstheme="minorBidi"/>
           <w:smallCaps w:val="0"/>
           <w:noProof/>
-          <w:sz w:val="22"/>
-          <w:szCs w:val="22"/>
+          <w:kern w:val="2"/>
+          <w:sz w:val="24"/>
+          <w:szCs w:val="24"/>
+          <w14:ligatures w14:val="standardContextual"/>
         </w:rPr>
       </w:pPr>
-      <w:hyperlink w:anchor="_Toc308526341" w:history="1">
+      <w:hyperlink w:anchor="_Toc212449172" w:history="1">
         <w:r>
           <w:rPr>
             <w:rStyle w:val="Lienhypertexte"/>
@@ -2492,8 +2081,10 @@
             <w:rFonts w:eastAsiaTheme="minorEastAsia" w:cstheme="minorBidi"/>
             <w:smallCaps w:val="0"/>
             <w:noProof/>
-            <w:sz w:val="22"/>
-            <w:szCs w:val="22"/>
+            <w:kern w:val="2"/>
+            <w:sz w:val="24"/>
+            <w:szCs w:val="24"/>
+            <w14:ligatures w14:val="standardContextual"/>
           </w:rPr>
           <w:tab/>
         </w:r>
@@ -2502,7 +2093,7 @@
             <w:rStyle w:val="Lienhypertexte"/>
             <w:noProof/>
           </w:rPr>
-          <w:t>Dossier des tests</w:t>
+          <w:t>Webographie</w:t>
         </w:r>
         <w:r>
           <w:rPr>
@@ -2523,829 +2114,7 @@
             <w:noProof/>
             <w:webHidden/>
           </w:rPr>
-          <w:instrText xml:space="preserve"> PAGEREF _Toc308526341 \h </w:instrText>
-        </w:r>
-        <w:r>
-          <w:rPr>
-            <w:noProof/>
-            <w:webHidden/>
-          </w:rPr>
-        </w:r>
-        <w:r>
-          <w:rPr>
-            <w:noProof/>
-            <w:webHidden/>
-          </w:rPr>
-          <w:fldChar w:fldCharType="separate"/>
-        </w:r>
-        <w:r>
-          <w:rPr>
-            <w:noProof/>
-            <w:webHidden/>
-          </w:rPr>
-          <w:t>5</w:t>
-        </w:r>
-        <w:r>
-          <w:rPr>
-            <w:noProof/>
-            <w:webHidden/>
-          </w:rPr>
-          <w:fldChar w:fldCharType="end"/>
-        </w:r>
-      </w:hyperlink>
-    </w:p>
-    <w:p>
-      <w:pPr>
-        <w:pStyle w:val="TM10"/>
-        <w:tabs>
-          <w:tab w:val="left" w:pos="400"/>
-          <w:tab w:val="right" w:leader="dot" w:pos="9060"/>
-        </w:tabs>
-        <w:rPr>
-          <w:rFonts w:eastAsiaTheme="minorEastAsia" w:cstheme="minorBidi"/>
-          <w:b w:val="0"/>
-          <w:bCs w:val="0"/>
-          <w:caps w:val="0"/>
-          <w:noProof/>
-          <w:sz w:val="22"/>
-          <w:szCs w:val="22"/>
-        </w:rPr>
-      </w:pPr>
-      <w:hyperlink w:anchor="_Toc308526342" w:history="1">
-        <w:r>
-          <w:rPr>
-            <w:rStyle w:val="Lienhypertexte"/>
-            <w:noProof/>
-          </w:rPr>
-          <w:t>6</w:t>
-        </w:r>
-        <w:r>
-          <w:rPr>
-            <w:rFonts w:eastAsiaTheme="minorEastAsia" w:cstheme="minorBidi"/>
-            <w:b w:val="0"/>
-            <w:bCs w:val="0"/>
-            <w:caps w:val="0"/>
-            <w:noProof/>
-            <w:sz w:val="22"/>
-            <w:szCs w:val="22"/>
-          </w:rPr>
-          <w:tab/>
-        </w:r>
-        <w:r>
-          <w:rPr>
-            <w:rStyle w:val="Lienhypertexte"/>
-            <w:noProof/>
-          </w:rPr>
-          <w:t>Conclusion</w:t>
-        </w:r>
-        <w:r>
-          <w:rPr>
-            <w:noProof/>
-            <w:webHidden/>
-          </w:rPr>
-          <w:tab/>
-        </w:r>
-        <w:r>
-          <w:rPr>
-            <w:noProof/>
-            <w:webHidden/>
-          </w:rPr>
-          <w:fldChar w:fldCharType="begin"/>
-        </w:r>
-        <w:r>
-          <w:rPr>
-            <w:noProof/>
-            <w:webHidden/>
-          </w:rPr>
-          <w:instrText xml:space="preserve"> PAGEREF _Toc308526342 \h </w:instrText>
-        </w:r>
-        <w:r>
-          <w:rPr>
-            <w:noProof/>
-            <w:webHidden/>
-          </w:rPr>
-        </w:r>
-        <w:r>
-          <w:rPr>
-            <w:noProof/>
-            <w:webHidden/>
-          </w:rPr>
-          <w:fldChar w:fldCharType="separate"/>
-        </w:r>
-        <w:r>
-          <w:rPr>
-            <w:noProof/>
-            <w:webHidden/>
-          </w:rPr>
-          <w:t>5</w:t>
-        </w:r>
-        <w:r>
-          <w:rPr>
-            <w:noProof/>
-            <w:webHidden/>
-          </w:rPr>
-          <w:fldChar w:fldCharType="end"/>
-        </w:r>
-      </w:hyperlink>
-    </w:p>
-    <w:p>
-      <w:pPr>
-        <w:pStyle w:val="TM2"/>
-        <w:tabs>
-          <w:tab w:val="left" w:pos="800"/>
-          <w:tab w:val="right" w:leader="dot" w:pos="9060"/>
-        </w:tabs>
-        <w:rPr>
-          <w:rFonts w:eastAsiaTheme="minorEastAsia" w:cstheme="minorBidi"/>
-          <w:smallCaps w:val="0"/>
-          <w:noProof/>
-          <w:sz w:val="22"/>
-          <w:szCs w:val="22"/>
-        </w:rPr>
-      </w:pPr>
-      <w:hyperlink w:anchor="_Toc308526343" w:history="1">
-        <w:r>
-          <w:rPr>
-            <w:rStyle w:val="Lienhypertexte"/>
-            <w:noProof/>
-          </w:rPr>
-          <w:t>6.1</w:t>
-        </w:r>
-        <w:r>
-          <w:rPr>
-            <w:rFonts w:eastAsiaTheme="minorEastAsia" w:cstheme="minorBidi"/>
-            <w:smallCaps w:val="0"/>
-            <w:noProof/>
-            <w:sz w:val="22"/>
-            <w:szCs w:val="22"/>
-          </w:rPr>
-          <w:tab/>
-        </w:r>
-        <w:r>
-          <w:rPr>
-            <w:rStyle w:val="Lienhypertexte"/>
-            <w:noProof/>
-          </w:rPr>
-          <w:t>Bilan des fonctionnalités demandées</w:t>
-        </w:r>
-        <w:r>
-          <w:rPr>
-            <w:noProof/>
-            <w:webHidden/>
-          </w:rPr>
-          <w:tab/>
-        </w:r>
-        <w:r>
-          <w:rPr>
-            <w:noProof/>
-            <w:webHidden/>
-          </w:rPr>
-          <w:fldChar w:fldCharType="begin"/>
-        </w:r>
-        <w:r>
-          <w:rPr>
-            <w:noProof/>
-            <w:webHidden/>
-          </w:rPr>
-          <w:instrText xml:space="preserve"> PAGEREF _Toc308526343 \h </w:instrText>
-        </w:r>
-        <w:r>
-          <w:rPr>
-            <w:noProof/>
-            <w:webHidden/>
-          </w:rPr>
-        </w:r>
-        <w:r>
-          <w:rPr>
-            <w:noProof/>
-            <w:webHidden/>
-          </w:rPr>
-          <w:fldChar w:fldCharType="separate"/>
-        </w:r>
-        <w:r>
-          <w:rPr>
-            <w:noProof/>
-            <w:webHidden/>
-          </w:rPr>
-          <w:t>5</w:t>
-        </w:r>
-        <w:r>
-          <w:rPr>
-            <w:noProof/>
-            <w:webHidden/>
-          </w:rPr>
-          <w:fldChar w:fldCharType="end"/>
-        </w:r>
-      </w:hyperlink>
-    </w:p>
-    <w:p>
-      <w:pPr>
-        <w:pStyle w:val="TM2"/>
-        <w:tabs>
-          <w:tab w:val="left" w:pos="800"/>
-          <w:tab w:val="right" w:leader="dot" w:pos="9060"/>
-        </w:tabs>
-        <w:rPr>
-          <w:rFonts w:eastAsiaTheme="minorEastAsia" w:cstheme="minorBidi"/>
-          <w:smallCaps w:val="0"/>
-          <w:noProof/>
-          <w:sz w:val="22"/>
-          <w:szCs w:val="22"/>
-        </w:rPr>
-      </w:pPr>
-      <w:hyperlink w:anchor="_Toc308526344" w:history="1">
-        <w:r>
-          <w:rPr>
-            <w:rStyle w:val="Lienhypertexte"/>
-            <w:noProof/>
-          </w:rPr>
-          <w:t>6.2</w:t>
-        </w:r>
-        <w:r>
-          <w:rPr>
-            <w:rFonts w:eastAsiaTheme="minorEastAsia" w:cstheme="minorBidi"/>
-            <w:smallCaps w:val="0"/>
-            <w:noProof/>
-            <w:sz w:val="22"/>
-            <w:szCs w:val="22"/>
-          </w:rPr>
-          <w:tab/>
-        </w:r>
-        <w:r>
-          <w:rPr>
-            <w:rStyle w:val="Lienhypertexte"/>
-            <w:noProof/>
-          </w:rPr>
-          <w:t>Bilan de la planification</w:t>
-        </w:r>
-        <w:r>
-          <w:rPr>
-            <w:noProof/>
-            <w:webHidden/>
-          </w:rPr>
-          <w:tab/>
-        </w:r>
-        <w:r>
-          <w:rPr>
-            <w:noProof/>
-            <w:webHidden/>
-          </w:rPr>
-          <w:fldChar w:fldCharType="begin"/>
-        </w:r>
-        <w:r>
-          <w:rPr>
-            <w:noProof/>
-            <w:webHidden/>
-          </w:rPr>
-          <w:instrText xml:space="preserve"> PAGEREF _Toc308526344 \h </w:instrText>
-        </w:r>
-        <w:r>
-          <w:rPr>
-            <w:noProof/>
-            <w:webHidden/>
-          </w:rPr>
-        </w:r>
-        <w:r>
-          <w:rPr>
-            <w:noProof/>
-            <w:webHidden/>
-          </w:rPr>
-          <w:fldChar w:fldCharType="separate"/>
-        </w:r>
-        <w:r>
-          <w:rPr>
-            <w:noProof/>
-            <w:webHidden/>
-          </w:rPr>
-          <w:t>5</w:t>
-        </w:r>
-        <w:r>
-          <w:rPr>
-            <w:noProof/>
-            <w:webHidden/>
-          </w:rPr>
-          <w:fldChar w:fldCharType="end"/>
-        </w:r>
-      </w:hyperlink>
-    </w:p>
-    <w:p>
-      <w:pPr>
-        <w:pStyle w:val="TM2"/>
-        <w:tabs>
-          <w:tab w:val="left" w:pos="800"/>
-          <w:tab w:val="right" w:leader="dot" w:pos="9060"/>
-        </w:tabs>
-        <w:rPr>
-          <w:rFonts w:eastAsiaTheme="minorEastAsia" w:cstheme="minorBidi"/>
-          <w:smallCaps w:val="0"/>
-          <w:noProof/>
-          <w:sz w:val="22"/>
-          <w:szCs w:val="22"/>
-        </w:rPr>
-      </w:pPr>
-      <w:hyperlink w:anchor="_Toc308526345" w:history="1">
-        <w:r>
-          <w:rPr>
-            <w:rStyle w:val="Lienhypertexte"/>
-            <w:noProof/>
-          </w:rPr>
-          <w:t>6.3</w:t>
-        </w:r>
-        <w:r>
-          <w:rPr>
-            <w:rFonts w:eastAsiaTheme="minorEastAsia" w:cstheme="minorBidi"/>
-            <w:smallCaps w:val="0"/>
-            <w:noProof/>
-            <w:sz w:val="22"/>
-            <w:szCs w:val="22"/>
-          </w:rPr>
-          <w:tab/>
-        </w:r>
-        <w:r>
-          <w:rPr>
-            <w:rStyle w:val="Lienhypertexte"/>
-            <w:noProof/>
-          </w:rPr>
-          <w:t>Bilan personnel</w:t>
-        </w:r>
-        <w:r>
-          <w:rPr>
-            <w:noProof/>
-            <w:webHidden/>
-          </w:rPr>
-          <w:tab/>
-        </w:r>
-        <w:r>
-          <w:rPr>
-            <w:noProof/>
-            <w:webHidden/>
-          </w:rPr>
-          <w:fldChar w:fldCharType="begin"/>
-        </w:r>
-        <w:r>
-          <w:rPr>
-            <w:noProof/>
-            <w:webHidden/>
-          </w:rPr>
-          <w:instrText xml:space="preserve"> PAGEREF _Toc308526345 \h </w:instrText>
-        </w:r>
-        <w:r>
-          <w:rPr>
-            <w:noProof/>
-            <w:webHidden/>
-          </w:rPr>
-        </w:r>
-        <w:r>
-          <w:rPr>
-            <w:noProof/>
-            <w:webHidden/>
-          </w:rPr>
-          <w:fldChar w:fldCharType="separate"/>
-        </w:r>
-        <w:r>
-          <w:rPr>
-            <w:noProof/>
-            <w:webHidden/>
-          </w:rPr>
-          <w:t>5</w:t>
-        </w:r>
-        <w:r>
-          <w:rPr>
-            <w:noProof/>
-            <w:webHidden/>
-          </w:rPr>
-          <w:fldChar w:fldCharType="end"/>
-        </w:r>
-      </w:hyperlink>
-    </w:p>
-    <w:p>
-      <w:pPr>
-        <w:pStyle w:val="TM10"/>
-        <w:tabs>
-          <w:tab w:val="left" w:pos="400"/>
-          <w:tab w:val="right" w:leader="dot" w:pos="9060"/>
-        </w:tabs>
-        <w:rPr>
-          <w:rFonts w:eastAsiaTheme="minorEastAsia" w:cstheme="minorBidi"/>
-          <w:b w:val="0"/>
-          <w:bCs w:val="0"/>
-          <w:caps w:val="0"/>
-          <w:noProof/>
-          <w:sz w:val="22"/>
-          <w:szCs w:val="22"/>
-        </w:rPr>
-      </w:pPr>
-      <w:hyperlink w:anchor="_Toc308526346" w:history="1">
-        <w:r>
-          <w:rPr>
-            <w:rStyle w:val="Lienhypertexte"/>
-            <w:noProof/>
-          </w:rPr>
-          <w:t>7</w:t>
-        </w:r>
-        <w:r>
-          <w:rPr>
-            <w:rFonts w:eastAsiaTheme="minorEastAsia" w:cstheme="minorBidi"/>
-            <w:b w:val="0"/>
-            <w:bCs w:val="0"/>
-            <w:caps w:val="0"/>
-            <w:noProof/>
-            <w:sz w:val="22"/>
-            <w:szCs w:val="22"/>
-          </w:rPr>
-          <w:tab/>
-        </w:r>
-        <w:r>
-          <w:rPr>
-            <w:rStyle w:val="Lienhypertexte"/>
-            <w:noProof/>
-          </w:rPr>
-          <w:t>Divers</w:t>
-        </w:r>
-        <w:r>
-          <w:rPr>
-            <w:noProof/>
-            <w:webHidden/>
-          </w:rPr>
-          <w:tab/>
-        </w:r>
-        <w:r>
-          <w:rPr>
-            <w:noProof/>
-            <w:webHidden/>
-          </w:rPr>
-          <w:fldChar w:fldCharType="begin"/>
-        </w:r>
-        <w:r>
-          <w:rPr>
-            <w:noProof/>
-            <w:webHidden/>
-          </w:rPr>
-          <w:instrText xml:space="preserve"> PAGEREF _Toc308526346 \h </w:instrText>
-        </w:r>
-        <w:r>
-          <w:rPr>
-            <w:noProof/>
-            <w:webHidden/>
-          </w:rPr>
-        </w:r>
-        <w:r>
-          <w:rPr>
-            <w:noProof/>
-            <w:webHidden/>
-          </w:rPr>
-          <w:fldChar w:fldCharType="separate"/>
-        </w:r>
-        <w:r>
-          <w:rPr>
-            <w:noProof/>
-            <w:webHidden/>
-          </w:rPr>
-          <w:t>6</w:t>
-        </w:r>
-        <w:r>
-          <w:rPr>
-            <w:noProof/>
-            <w:webHidden/>
-          </w:rPr>
-          <w:fldChar w:fldCharType="end"/>
-        </w:r>
-      </w:hyperlink>
-    </w:p>
-    <w:p>
-      <w:pPr>
-        <w:pStyle w:val="TM2"/>
-        <w:tabs>
-          <w:tab w:val="left" w:pos="800"/>
-          <w:tab w:val="right" w:leader="dot" w:pos="9060"/>
-        </w:tabs>
-        <w:rPr>
-          <w:rFonts w:eastAsiaTheme="minorEastAsia" w:cstheme="minorBidi"/>
-          <w:smallCaps w:val="0"/>
-          <w:noProof/>
-          <w:sz w:val="22"/>
-          <w:szCs w:val="22"/>
-        </w:rPr>
-      </w:pPr>
-      <w:hyperlink w:anchor="_Toc308526347" w:history="1">
-        <w:r>
-          <w:rPr>
-            <w:rStyle w:val="Lienhypertexte"/>
-            <w:noProof/>
-          </w:rPr>
-          <w:t>7.1</w:t>
-        </w:r>
-        <w:r>
-          <w:rPr>
-            <w:rFonts w:eastAsiaTheme="minorEastAsia" w:cstheme="minorBidi"/>
-            <w:smallCaps w:val="0"/>
-            <w:noProof/>
-            <w:sz w:val="22"/>
-            <w:szCs w:val="22"/>
-          </w:rPr>
-          <w:tab/>
-        </w:r>
-        <w:r>
-          <w:rPr>
-            <w:rStyle w:val="Lienhypertexte"/>
-            <w:noProof/>
-          </w:rPr>
-          <w:t>Journal de travail</w:t>
-        </w:r>
-        <w:r>
-          <w:rPr>
-            <w:noProof/>
-            <w:webHidden/>
-          </w:rPr>
-          <w:tab/>
-        </w:r>
-        <w:r>
-          <w:rPr>
-            <w:noProof/>
-            <w:webHidden/>
-          </w:rPr>
-          <w:fldChar w:fldCharType="begin"/>
-        </w:r>
-        <w:r>
-          <w:rPr>
-            <w:noProof/>
-            <w:webHidden/>
-          </w:rPr>
-          <w:instrText xml:space="preserve"> PAGEREF _Toc308526347 \h </w:instrText>
-        </w:r>
-        <w:r>
-          <w:rPr>
-            <w:noProof/>
-            <w:webHidden/>
-          </w:rPr>
-        </w:r>
-        <w:r>
-          <w:rPr>
-            <w:noProof/>
-            <w:webHidden/>
-          </w:rPr>
-          <w:fldChar w:fldCharType="separate"/>
-        </w:r>
-        <w:r>
-          <w:rPr>
-            <w:noProof/>
-            <w:webHidden/>
-          </w:rPr>
-          <w:t>6</w:t>
-        </w:r>
-        <w:r>
-          <w:rPr>
-            <w:noProof/>
-            <w:webHidden/>
-          </w:rPr>
-          <w:fldChar w:fldCharType="end"/>
-        </w:r>
-      </w:hyperlink>
-    </w:p>
-    <w:p>
-      <w:pPr>
-        <w:pStyle w:val="TM2"/>
-        <w:tabs>
-          <w:tab w:val="left" w:pos="800"/>
-          <w:tab w:val="right" w:leader="dot" w:pos="9060"/>
-        </w:tabs>
-        <w:rPr>
-          <w:rFonts w:eastAsiaTheme="minorEastAsia" w:cstheme="minorBidi"/>
-          <w:smallCaps w:val="0"/>
-          <w:noProof/>
-          <w:sz w:val="22"/>
-          <w:szCs w:val="22"/>
-        </w:rPr>
-      </w:pPr>
-      <w:hyperlink w:anchor="_Toc308526348" w:history="1">
-        <w:r>
-          <w:rPr>
-            <w:rStyle w:val="Lienhypertexte"/>
-            <w:noProof/>
-          </w:rPr>
-          <w:t>7.2</w:t>
-        </w:r>
-        <w:r>
-          <w:rPr>
-            <w:rFonts w:eastAsiaTheme="minorEastAsia" w:cstheme="minorBidi"/>
-            <w:smallCaps w:val="0"/>
-            <w:noProof/>
-            <w:sz w:val="22"/>
-            <w:szCs w:val="22"/>
-          </w:rPr>
-          <w:tab/>
-        </w:r>
-        <w:r>
-          <w:rPr>
-            <w:rStyle w:val="Lienhypertexte"/>
-            <w:noProof/>
-          </w:rPr>
-          <w:t>Bibliographie</w:t>
-        </w:r>
-        <w:r>
-          <w:rPr>
-            <w:noProof/>
-            <w:webHidden/>
-          </w:rPr>
-          <w:tab/>
-        </w:r>
-        <w:r>
-          <w:rPr>
-            <w:noProof/>
-            <w:webHidden/>
-          </w:rPr>
-          <w:fldChar w:fldCharType="begin"/>
-        </w:r>
-        <w:r>
-          <w:rPr>
-            <w:noProof/>
-            <w:webHidden/>
-          </w:rPr>
-          <w:instrText xml:space="preserve"> PAGEREF _Toc308526348 \h </w:instrText>
-        </w:r>
-        <w:r>
-          <w:rPr>
-            <w:noProof/>
-            <w:webHidden/>
-          </w:rPr>
-        </w:r>
-        <w:r>
-          <w:rPr>
-            <w:noProof/>
-            <w:webHidden/>
-          </w:rPr>
-          <w:fldChar w:fldCharType="separate"/>
-        </w:r>
-        <w:r>
-          <w:rPr>
-            <w:noProof/>
-            <w:webHidden/>
-          </w:rPr>
-          <w:t>6</w:t>
-        </w:r>
-        <w:r>
-          <w:rPr>
-            <w:noProof/>
-            <w:webHidden/>
-          </w:rPr>
-          <w:fldChar w:fldCharType="end"/>
-        </w:r>
-      </w:hyperlink>
-    </w:p>
-    <w:p>
-      <w:pPr>
-        <w:pStyle w:val="TM2"/>
-        <w:tabs>
-          <w:tab w:val="left" w:pos="800"/>
-          <w:tab w:val="right" w:leader="dot" w:pos="9060"/>
-        </w:tabs>
-        <w:rPr>
-          <w:rFonts w:eastAsiaTheme="minorEastAsia" w:cstheme="minorBidi"/>
-          <w:smallCaps w:val="0"/>
-          <w:noProof/>
-          <w:sz w:val="22"/>
-          <w:szCs w:val="22"/>
-        </w:rPr>
-      </w:pPr>
-      <w:hyperlink w:anchor="_Toc308526349" w:history="1">
-        <w:r>
-          <w:rPr>
-            <w:rStyle w:val="Lienhypertexte"/>
-            <w:noProof/>
-          </w:rPr>
-          <w:t>7.3</w:t>
-        </w:r>
-        <w:r>
-          <w:rPr>
-            <w:rFonts w:eastAsiaTheme="minorEastAsia" w:cstheme="minorBidi"/>
-            <w:smallCaps w:val="0"/>
-            <w:noProof/>
-            <w:sz w:val="22"/>
-            <w:szCs w:val="22"/>
-          </w:rPr>
-          <w:tab/>
-        </w:r>
-        <w:r>
-          <w:rPr>
-            <w:rStyle w:val="Lienhypertexte"/>
-            <w:noProof/>
-          </w:rPr>
-          <w:t>Webographie</w:t>
-        </w:r>
-        <w:r>
-          <w:rPr>
-            <w:noProof/>
-            <w:webHidden/>
-          </w:rPr>
-          <w:tab/>
-        </w:r>
-        <w:r>
-          <w:rPr>
-            <w:noProof/>
-            <w:webHidden/>
-          </w:rPr>
-          <w:fldChar w:fldCharType="begin"/>
-        </w:r>
-        <w:r>
-          <w:rPr>
-            <w:noProof/>
-            <w:webHidden/>
-          </w:rPr>
-          <w:instrText xml:space="preserve"> PAGEREF _Toc308526349 \h </w:instrText>
-        </w:r>
-        <w:r>
-          <w:rPr>
-            <w:noProof/>
-            <w:webHidden/>
-          </w:rPr>
-        </w:r>
-        <w:r>
-          <w:rPr>
-            <w:noProof/>
-            <w:webHidden/>
-          </w:rPr>
-          <w:fldChar w:fldCharType="separate"/>
-        </w:r>
-        <w:r>
-          <w:rPr>
-            <w:noProof/>
-            <w:webHidden/>
-          </w:rPr>
-          <w:t>6</w:t>
-        </w:r>
-        <w:r>
-          <w:rPr>
-            <w:noProof/>
-            <w:webHidden/>
-          </w:rPr>
-          <w:fldChar w:fldCharType="end"/>
-        </w:r>
-      </w:hyperlink>
-    </w:p>
-    <w:p>
-      <w:pPr>
-        <w:pStyle w:val="TM10"/>
-        <w:tabs>
-          <w:tab w:val="left" w:pos="400"/>
-          <w:tab w:val="right" w:leader="dot" w:pos="9060"/>
-        </w:tabs>
-        <w:rPr>
-          <w:rFonts w:eastAsiaTheme="minorEastAsia" w:cstheme="minorBidi"/>
-          <w:b w:val="0"/>
-          <w:bCs w:val="0"/>
-          <w:caps w:val="0"/>
-          <w:noProof/>
-          <w:sz w:val="22"/>
-          <w:szCs w:val="22"/>
-        </w:rPr>
-      </w:pPr>
-      <w:hyperlink w:anchor="_Toc308526350" w:history="1">
-        <w:r>
-          <w:rPr>
-            <w:rStyle w:val="Lienhypertexte"/>
-            <w:noProof/>
-          </w:rPr>
-          <w:t>8</w:t>
-        </w:r>
-        <w:r>
-          <w:rPr>
-            <w:rFonts w:eastAsiaTheme="minorEastAsia" w:cstheme="minorBidi"/>
-            <w:b w:val="0"/>
-            <w:bCs w:val="0"/>
-            <w:caps w:val="0"/>
-            <w:noProof/>
-            <w:sz w:val="22"/>
-            <w:szCs w:val="22"/>
-          </w:rPr>
-          <w:tab/>
-        </w:r>
-        <w:r>
-          <w:rPr>
-            <w:rStyle w:val="Lienhypertexte"/>
-            <w:noProof/>
-          </w:rPr>
-          <w:t>Annexes</w:t>
-        </w:r>
-        <w:r>
-          <w:rPr>
-            <w:noProof/>
-            <w:webHidden/>
-          </w:rPr>
-          <w:tab/>
-        </w:r>
-        <w:r>
-          <w:rPr>
-            <w:noProof/>
-            <w:webHidden/>
-          </w:rPr>
-          <w:fldChar w:fldCharType="begin"/>
-        </w:r>
-        <w:r>
-          <w:rPr>
-            <w:noProof/>
-            <w:webHidden/>
-          </w:rPr>
-          <w:instrText xml:space="preserve"> PAGEREF _Toc308526350 \h </w:instrText>
+          <w:instrText xml:space="preserve"> PAGEREF _Toc212449172 \h </w:instrText>
         </w:r>
         <w:r>
           <w:rPr>
@@ -3398,7 +2167,7 @@
       </w:pPr>
       <w:bookmarkStart w:id="0" w:name="_Toc532179955"/>
       <w:bookmarkStart w:id="1" w:name="_Toc165969637"/>
-      <w:bookmarkStart w:id="2" w:name="_Toc308526316"/>
+      <w:bookmarkStart w:id="2" w:name="_Toc212449152"/>
       <w:r>
         <w:lastRenderedPageBreak/>
         <w:t>Spécifications</w:t>
@@ -3416,9 +2185,9 @@
       <w:pPr>
         <w:pStyle w:val="Titre2"/>
       </w:pPr>
-      <w:bookmarkStart w:id="3" w:name="_Toc308526317"/>
-      <w:bookmarkStart w:id="4" w:name="_Toc532179969"/>
-      <w:bookmarkStart w:id="5" w:name="_Toc165969639"/>
+      <w:bookmarkStart w:id="3" w:name="_Toc532179969"/>
+      <w:bookmarkStart w:id="4" w:name="_Toc165969639"/>
+      <w:bookmarkStart w:id="5" w:name="_Toc212449153"/>
       <w:r>
         <w:t>T</w:t>
       </w:r>
@@ -3428,7 +2197,7 @@
       <w:r>
         <w:t>e</w:t>
       </w:r>
-      <w:bookmarkEnd w:id="3"/>
+      <w:bookmarkEnd w:id="5"/>
     </w:p>
     <w:p>
       <w:pPr>
@@ -3447,7 +2216,7 @@
       <w:pPr>
         <w:pStyle w:val="Titre2"/>
       </w:pPr>
-      <w:bookmarkStart w:id="6" w:name="_Toc308526318"/>
+      <w:bookmarkStart w:id="6" w:name="_Toc212449154"/>
       <w:r>
         <w:t>Description</w:t>
       </w:r>
@@ -3470,7 +2239,7 @@
       <w:pPr>
         <w:pStyle w:val="Titre2"/>
       </w:pPr>
-      <w:bookmarkStart w:id="7" w:name="_Toc308526319"/>
+      <w:bookmarkStart w:id="7" w:name="_Toc212449155"/>
       <w:r>
         <w:t>Matériel et logiciels à disposition</w:t>
       </w:r>
@@ -3509,7 +2278,7 @@
       <w:pPr>
         <w:pStyle w:val="Titre2"/>
       </w:pPr>
-      <w:bookmarkStart w:id="8" w:name="_Toc308526320"/>
+      <w:bookmarkStart w:id="8" w:name="_Toc212449156"/>
       <w:r>
         <w:t>P</w:t>
       </w:r>
@@ -3540,7 +2309,7 @@
       <w:pPr>
         <w:pStyle w:val="Titre2"/>
       </w:pPr>
-      <w:bookmarkStart w:id="9" w:name="_Toc308526321"/>
+      <w:bookmarkStart w:id="9" w:name="_Toc212449157"/>
       <w:r>
         <w:t>Cahier des charges</w:t>
       </w:r>
@@ -3550,7 +2319,7 @@
       <w:pPr>
         <w:pStyle w:val="Titre3"/>
       </w:pPr>
-      <w:bookmarkStart w:id="10" w:name="_Toc308526324"/>
+      <w:bookmarkStart w:id="10" w:name="_Toc212449158"/>
       <w:r>
         <w:t>Fonctionnalités requises (du point de vue de l’utilisateur)</w:t>
       </w:r>
@@ -3605,10 +2374,11 @@
       <w:pPr>
         <w:pStyle w:val="Titre3"/>
       </w:pPr>
-      <w:bookmarkStart w:id="11" w:name="_Toc308526326"/>
+      <w:bookmarkStart w:id="11" w:name="_Toc212449159"/>
       <w:r>
         <w:t>Contraintes</w:t>
       </w:r>
+      <w:bookmarkEnd w:id="11"/>
     </w:p>
     <w:p>
       <w:pPr>
@@ -3647,16 +2417,12 @@
       <w:pPr>
         <w:pStyle w:val="Titre3"/>
       </w:pPr>
+      <w:bookmarkStart w:id="12" w:name="_Toc212449160"/>
       <w:r>
         <w:lastRenderedPageBreak/>
         <w:t>Travail à réaliser par l'apprenti</w:t>
       </w:r>
-      <w:bookmarkEnd w:id="11"/>
-    </w:p>
-    <w:p>
-      <w:pPr>
-        <w:pStyle w:val="Retraitcorpsdetexte3"/>
-      </w:pPr>
+      <w:bookmarkEnd w:id="12"/>
     </w:p>
     <w:p>
       <w:pPr>
@@ -3829,45 +2595,6 @@
     </w:p>
     <w:p>
       <w:pPr>
-        <w:pStyle w:val="Titre3"/>
-      </w:pPr>
-      <w:bookmarkStart w:id="12" w:name="_Toc308526328"/>
-      <w:r>
-        <w:t>Méthodes de validation des solutions</w:t>
-      </w:r>
-      <w:bookmarkEnd w:id="12"/>
-    </w:p>
-    <w:p>
-      <w:pPr>
-        <w:pStyle w:val="Informations"/>
-      </w:pPr>
-      <w:r>
-        <w:t xml:space="preserve">Comment </w:t>
-      </w:r>
-      <w:r>
-        <w:t xml:space="preserve">les </w:t>
-      </w:r>
-      <w:r>
-        <w:t>tests</w:t>
-      </w:r>
-      <w:r>
-        <w:t xml:space="preserve"> vont être entrepris</w:t>
-      </w:r>
-      <w:r>
-        <w:t xml:space="preserve">, quels tests </w:t>
-      </w:r>
-      <w:r>
-        <w:t>doivent être entrepris</w:t>
-      </w:r>
-      <w:r>
-        <w:t>, etc.</w:t>
-      </w:r>
-      <w:r>
-        <w:t xml:space="preserve">… </w:t>
-      </w:r>
-    </w:p>
-    <w:p>
-      <w:pPr>
         <w:pStyle w:val="Retraitcorpsdetexte3"/>
       </w:pPr>
     </w:p>
@@ -3875,7 +2602,7 @@
       <w:pPr>
         <w:pStyle w:val="Titre2"/>
       </w:pPr>
-      <w:bookmarkStart w:id="13" w:name="_Toc308526329"/>
+      <w:bookmarkStart w:id="13" w:name="_Toc212449162"/>
       <w:r>
         <w:t>Les points suivants seront évalués</w:t>
       </w:r>
@@ -3960,7 +2687,7 @@
       <w:pPr>
         <w:pStyle w:val="Titre2"/>
       </w:pPr>
-      <w:bookmarkStart w:id="14" w:name="_Toc308526330"/>
+      <w:bookmarkStart w:id="14" w:name="_Toc212449163"/>
       <w:r>
         <w:t>Validation et conditions de réussite</w:t>
       </w:r>
@@ -4006,12 +2733,12 @@
       <w:pPr>
         <w:pStyle w:val="Titre1"/>
       </w:pPr>
-      <w:bookmarkStart w:id="15" w:name="_Toc308526331"/>
+      <w:bookmarkStart w:id="15" w:name="_Toc212449164"/>
       <w:r>
         <w:t>Planification</w:t>
       </w:r>
+      <w:bookmarkEnd w:id="3"/>
       <w:bookmarkEnd w:id="4"/>
-      <w:bookmarkEnd w:id="5"/>
       <w:r>
         <w:t xml:space="preserve"> Initiale</w:t>
       </w:r>
@@ -4019,7 +2746,6 @@
     </w:p>
     <w:bookmarkStart w:id="16" w:name="_Toc532179957"/>
     <w:bookmarkStart w:id="17" w:name="_Toc165969641"/>
-    <w:bookmarkStart w:id="18" w:name="_Toc308526332"/>
     <w:p>
       <w:pPr>
         <w:ind w:firstLine="708"/>
@@ -4037,7 +2763,19 @@
         <w:rPr>
           <w:rStyle w:val="Lienhypertexte"/>
         </w:rPr>
-        <w:t>Planification GitHub Project · PTL</w:t>
+        <w:t>Planification GitHub Pro</w:t>
+      </w:r>
+      <w:r>
+        <w:rPr>
+          <w:rStyle w:val="Lienhypertexte"/>
+        </w:rPr>
+        <w:t>j</w:t>
+      </w:r>
+      <w:r>
+        <w:rPr>
+          <w:rStyle w:val="Lienhypertexte"/>
+        </w:rPr>
+        <w:t>ect · PTL</w:t>
       </w:r>
       <w:r>
         <w:fldChar w:fldCharType="end"/>
@@ -4045,36 +2783,59 @@
     </w:p>
     <w:p>
       <w:pPr>
+        <w:ind w:left="708"/>
+      </w:pPr>
+      <w:r>
+        <w:t>01.09 – 22.09 : Concaténation et affichage continu / Sélection d’intervalles par série / Sélectionner plusieurs séries et tracer</w:t>
+      </w:r>
+    </w:p>
+    <w:p>
+      <w:pPr>
+        <w:ind w:firstLine="708"/>
+      </w:pPr>
+      <w:r>
+        <w:t>23.09 – 06.10 : Zoom et déplacement dans le graphique / Filtrer par période</w:t>
+      </w:r>
+    </w:p>
+    <w:p>
+      <w:pPr>
+        <w:ind w:firstLine="708"/>
+      </w:pPr>
+      <w:r>
+        <w:t>07.10 – 20.10 : Import CSV / Import JSON</w:t>
+      </w:r>
+    </w:p>
+    <w:p>
+      <w:pPr>
         <w:pStyle w:val="Titre1"/>
       </w:pPr>
-      <w:bookmarkStart w:id="19" w:name="_Toc532179966"/>
-      <w:bookmarkStart w:id="20" w:name="_Toc165969650"/>
-      <w:bookmarkStart w:id="21" w:name="_Toc308526340"/>
+      <w:bookmarkStart w:id="18" w:name="_Toc532179966"/>
+      <w:bookmarkStart w:id="19" w:name="_Toc165969650"/>
+      <w:bookmarkStart w:id="20" w:name="_Toc212449165"/>
       <w:bookmarkEnd w:id="16"/>
       <w:bookmarkEnd w:id="17"/>
+      <w:r>
+        <w:t>Tests</w:t>
+      </w:r>
       <w:bookmarkEnd w:id="18"/>
-      <w:r>
-        <w:t>Tests</w:t>
-      </w:r>
       <w:bookmarkEnd w:id="19"/>
       <w:bookmarkEnd w:id="20"/>
+    </w:p>
+    <w:p>
+      <w:pPr>
+        <w:pStyle w:val="Titre2"/>
+      </w:pPr>
+      <w:bookmarkStart w:id="21" w:name="_Toc532179968"/>
+      <w:bookmarkStart w:id="22" w:name="_Toc165969652"/>
+      <w:bookmarkStart w:id="23" w:name="_Ref308525868"/>
+      <w:bookmarkStart w:id="24" w:name="_Toc212449166"/>
+      <w:r>
+        <w:t>Dossier des tests</w:t>
+      </w:r>
       <w:bookmarkEnd w:id="21"/>
-    </w:p>
-    <w:p>
-      <w:pPr>
-        <w:pStyle w:val="Titre2"/>
-      </w:pPr>
-      <w:bookmarkStart w:id="22" w:name="_Toc532179968"/>
-      <w:bookmarkStart w:id="23" w:name="_Toc165969652"/>
-      <w:bookmarkStart w:id="24" w:name="_Ref308525868"/>
-      <w:bookmarkStart w:id="25" w:name="_Toc308526341"/>
-      <w:r>
-        <w:t>Dossier des tests</w:t>
-      </w:r>
       <w:bookmarkEnd w:id="22"/>
       <w:bookmarkEnd w:id="23"/>
       <w:bookmarkEnd w:id="24"/>
-      <w:bookmarkEnd w:id="25"/>
     </w:p>
     <w:p>
       <w:pPr>
@@ -4111,7 +2872,13 @@
         <w:ind w:left="708"/>
       </w:pPr>
       <w:r>
-        <w:t>Résultat : Test concluant</w:t>
+        <w:rPr>
+          <w:color w:val="00B050"/>
+        </w:rPr>
+        <w:t>Résultat</w:t>
+      </w:r>
+      <w:r>
+        <w:t> : Test concluant</w:t>
       </w:r>
     </w:p>
     <w:p>
@@ -4128,7 +2895,6 @@
         </w:numPr>
       </w:pPr>
       <w:r>
-        <w:lastRenderedPageBreak/>
         <w:t>En tant qu’utilisateur, je coche N séries et clique “Afficher”.</w:t>
       </w:r>
     </w:p>
@@ -4454,10 +3220,7 @@
         <w:t>Résultat</w:t>
       </w:r>
       <w:r>
-        <w:t> :</w:t>
-      </w:r>
-      <w:r>
-        <w:t xml:space="preserve"> Une liste avec choix permet de choisir l’intervalle entre Mois/Année</w:t>
+        <w:t> : Une liste avec choix permet de choisir l’intervalle entre Mois/Année</w:t>
       </w:r>
     </w:p>
     <w:p>
@@ -4466,6 +3229,11 @@
       </w:pPr>
     </w:p>
     <w:p>
+      <w:r>
+        <w:br w:type="page"/>
+      </w:r>
+    </w:p>
+    <w:p>
       <w:pPr>
         <w:ind w:left="708"/>
       </w:pPr>
@@ -4474,22 +3242,23 @@
       <w:pPr>
         <w:pStyle w:val="Titre1"/>
       </w:pPr>
-      <w:bookmarkStart w:id="26" w:name="_Toc165969653"/>
-      <w:bookmarkStart w:id="27" w:name="_Toc308526342"/>
-      <w:r>
-        <w:lastRenderedPageBreak/>
+      <w:bookmarkStart w:id="25" w:name="_Toc165969653"/>
+      <w:bookmarkStart w:id="26" w:name="_Toc212449167"/>
+      <w:r>
         <w:t>Conclusion</w:t>
       </w:r>
+      <w:bookmarkEnd w:id="25"/>
       <w:bookmarkEnd w:id="26"/>
+    </w:p>
+    <w:p>
+      <w:pPr>
+        <w:pStyle w:val="Titre2"/>
+      </w:pPr>
+      <w:bookmarkStart w:id="27" w:name="_Toc212449168"/>
+      <w:r>
+        <w:t>Utilisation de L’IA</w:t>
+      </w:r>
       <w:bookmarkEnd w:id="27"/>
-    </w:p>
-    <w:p>
-      <w:pPr>
-        <w:pStyle w:val="Titre2"/>
-      </w:pPr>
-      <w:r>
-        <w:t>Utilisation de L’IA</w:t>
-      </w:r>
     </w:p>
     <w:p>
       <w:pPr>
@@ -4528,7 +3297,7 @@
         <w:pStyle w:val="Titre2"/>
       </w:pPr>
       <w:bookmarkStart w:id="28" w:name="_Toc165969654"/>
-      <w:bookmarkStart w:id="29" w:name="_Toc308526343"/>
+      <w:bookmarkStart w:id="29" w:name="_Toc212449169"/>
       <w:r>
         <w:t xml:space="preserve">Bilan des </w:t>
       </w:r>
@@ -4543,74 +3312,69 @@
         <w:ind w:left="1134"/>
       </w:pPr>
       <w:bookmarkStart w:id="30" w:name="_Toc165969655"/>
-      <w:bookmarkStart w:id="31" w:name="_Toc308526344"/>
-      <w:r>
-        <w:t>Seule la fonction « importer en JSON » n’est pas implémentée.</w:t>
+      <w:r>
+        <w:t>Seule la fonction « importer en JSON » n’est pas implémentée</w:t>
+      </w:r>
+      <w:r>
+        <w:t xml:space="preserve"> par manque de temps</w:t>
+      </w:r>
+      <w:r>
+        <w:t>.</w:t>
       </w:r>
     </w:p>
     <w:p>
       <w:pPr>
         <w:pStyle w:val="Titre2"/>
       </w:pPr>
-      <w:bookmarkStart w:id="32" w:name="_Toc165969656"/>
-      <w:bookmarkStart w:id="33" w:name="_Toc308526345"/>
+      <w:bookmarkStart w:id="31" w:name="_Toc165969656"/>
+      <w:bookmarkStart w:id="32" w:name="_Toc212449170"/>
       <w:bookmarkEnd w:id="30"/>
+      <w:r>
+        <w:t>Bilan personnel</w:t>
+      </w:r>
       <w:bookmarkEnd w:id="31"/>
-      <w:r>
-        <w:t>Bilan personnel</w:t>
-      </w:r>
       <w:bookmarkEnd w:id="32"/>
+    </w:p>
+    <w:p>
+      <w:pPr>
+        <w:pStyle w:val="Retraitcorpsdetexte"/>
+      </w:pPr>
+      <w:r>
+        <w:t xml:space="preserve">Projet intéressant mais pas réalisable sans </w:t>
+      </w:r>
+      <w:r>
+        <w:t>l’aide d’</w:t>
+      </w:r>
+      <w:r>
+        <w:t>IA dans le temps donné dans la nouvelle ordonnance de formation. Les bases du c# n’étant pas assez consolidées pour le fonctionnelle</w:t>
+      </w:r>
+      <w:r>
+        <w:t>.</w:t>
+      </w:r>
+    </w:p>
+    <w:p>
+      <w:pPr>
+        <w:pStyle w:val="Titre1"/>
+      </w:pPr>
+      <w:bookmarkStart w:id="33" w:name="_Toc532179971"/>
+      <w:bookmarkStart w:id="34" w:name="_Toc165969657"/>
+      <w:bookmarkStart w:id="35" w:name="_Toc212449171"/>
+      <w:r>
+        <w:t>Divers</w:t>
+      </w:r>
       <w:bookmarkEnd w:id="33"/>
-    </w:p>
-    <w:p>
-      <w:pPr>
-        <w:pStyle w:val="Retraitcorpsdetexte"/>
-      </w:pPr>
-      <w:r>
-        <w:t>Projet intéressant mais pas réalisable sans IA dans le temps donné dans la nouvelle ordonnance de formation. Les bases du c# n’étant pas assez consolidées pour le fonctionnelle</w:t>
-      </w:r>
-      <w:r>
-        <w:t>.</w:t>
-      </w:r>
-    </w:p>
-    <w:p>
-      <w:pPr>
-        <w:pStyle w:val="Titre1"/>
-      </w:pPr>
-      <w:bookmarkStart w:id="34" w:name="_Toc532179971"/>
-      <w:bookmarkStart w:id="35" w:name="_Toc165969657"/>
-      <w:bookmarkStart w:id="36" w:name="_Toc308526346"/>
-      <w:r>
-        <w:t>Divers</w:t>
-      </w:r>
       <w:bookmarkEnd w:id="34"/>
       <w:bookmarkEnd w:id="35"/>
+    </w:p>
+    <w:p>
+      <w:pPr>
+        <w:pStyle w:val="Titre2"/>
+      </w:pPr>
+      <w:bookmarkStart w:id="36" w:name="_Toc212449172"/>
+      <w:r>
+        <w:t>Webographie</w:t>
+      </w:r>
       <w:bookmarkEnd w:id="36"/>
-    </w:p>
-    <w:p>
-      <w:pPr>
-        <w:pStyle w:val="Titre2"/>
-      </w:pPr>
-      <w:bookmarkStart w:id="37" w:name="_Toc308526349"/>
-      <w:r>
-        <w:t>Webographie</w:t>
-      </w:r>
-      <w:bookmarkEnd w:id="37"/>
-    </w:p>
-    <w:p>
-      <w:pPr>
-        <w:pStyle w:val="Informations"/>
-        <w:ind w:left="2160"/>
-      </w:pPr>
-      <w:hyperlink r:id="rId12" w:history="1">
-        <w:r>
-          <w:rPr>
-            <w:rStyle w:val="Lienhypertexte"/>
-            <w:lang w:val="en-US"/>
-          </w:rPr>
-          <w:t>Effortlessly Handle CSV Files in C# with CSVHelper</w:t>
-        </w:r>
-      </w:hyperlink>
     </w:p>
     <w:p>
       <w:pPr>
@@ -4620,10 +3384,29 @@
           <w:lang w:val="en-US"/>
         </w:rPr>
       </w:pPr>
+      <w:hyperlink r:id="rId12" w:history="1">
+        <w:r>
+          <w:rPr>
+            <w:rStyle w:val="Lienhypertexte"/>
+            <w:lang w:val="en-US"/>
+          </w:rPr>
+          <w:t>Effortlessly Handle CSV Files in C# with CSVHelper</w:t>
+        </w:r>
+      </w:hyperlink>
+    </w:p>
+    <w:p>
+      <w:pPr>
+        <w:pStyle w:val="Informations"/>
+        <w:ind w:left="2160"/>
+        <w:rPr>
+          <w:lang w:val="en-US"/>
+        </w:rPr>
+      </w:pPr>
       <w:hyperlink r:id="rId13" w:history="1">
         <w:r>
           <w:rPr>
             <w:rStyle w:val="Lienhypertexte"/>
+            <w:lang w:val="en-US"/>
           </w:rPr>
           <w:t>ScottPlot 5.0 Cookbook</w:t>
         </w:r>
@@ -4740,6 +3523,13 @@
               <w:szCs w:val="16"/>
             </w:rPr>
             <w:t> :</w:t>
+          </w:r>
+          <w:r>
+            <w:rPr>
+              <w:rFonts w:cs="Arial"/>
+              <w:szCs w:val="16"/>
+            </w:rPr>
+            <w:t xml:space="preserve"> </w:t>
           </w:r>
           <w:fldSimple w:instr=" AUTHOR   \* MERGEFORMAT ">
             <w:r>
@@ -5017,50 +3807,7 @@
               <w:rFonts w:cs="Arial"/>
               <w:szCs w:val="16"/>
             </w:rPr>
-            <w:t>Impression</w:t>
-          </w:r>
-          <w:r>
-            <w:rPr>
-              <w:rFonts w:cs="Arial"/>
-              <w:szCs w:val="16"/>
-            </w:rPr>
-            <w:t xml:space="preserve"> : </w:t>
-          </w:r>
-          <w:r>
-            <w:rPr>
-              <w:rFonts w:cs="Arial"/>
-              <w:szCs w:val="16"/>
-            </w:rPr>
-            <w:fldChar w:fldCharType="begin"/>
-          </w:r>
-          <w:r>
-            <w:rPr>
-              <w:rFonts w:cs="Arial"/>
-              <w:szCs w:val="16"/>
-            </w:rPr>
-            <w:instrText xml:space="preserve"> PRINTDATE  \@ "dd.MM.yyyy HH:mm"  \* MERGEFORMAT </w:instrText>
-          </w:r>
-          <w:r>
-            <w:rPr>
-              <w:rFonts w:cs="Arial"/>
-              <w:szCs w:val="16"/>
-            </w:rPr>
-            <w:fldChar w:fldCharType="separate"/>
-          </w:r>
-          <w:r>
-            <w:rPr>
-              <w:rFonts w:cs="Arial"/>
-              <w:noProof/>
-              <w:szCs w:val="16"/>
-            </w:rPr>
-            <w:t>04.09.2009 15:21</w:t>
-          </w:r>
-          <w:r>
-            <w:rPr>
-              <w:rFonts w:cs="Arial"/>
-              <w:szCs w:val="16"/>
-            </w:rPr>
-            <w:fldChar w:fldCharType="end"/>
+            <w:t xml:space="preserve"> </w:t>
           </w:r>
         </w:p>
       </w:tc>
@@ -5133,7 +3880,7 @@
               <w:noProof/>
               <w:szCs w:val="16"/>
             </w:rPr>
-            <w:t>06.10.2025 15:42</w:t>
+            <w:t>27.10.2025 09:23</w:t>
           </w:r>
           <w:r>
             <w:rPr>
@@ -5166,7 +3913,13 @@
                 <w:noProof/>
                 <w:szCs w:val="16"/>
               </w:rPr>
-              <w:t>Document1</w:t>
+              <w:t>Rapport</w:t>
+            </w:r>
+            <w:r>
+              <w:rPr>
+                <w:noProof/>
+              </w:rPr>
+              <w:t xml:space="preserve"> de projet</w:t>
             </w:r>
           </w:fldSimple>
         </w:p>
@@ -5345,7 +4098,7 @@
         <v:path o:extrusionok="f" gradientshapeok="t" o:connecttype="rect"/>
         <o:lock v:ext="edit" aspectratio="t"/>
       </v:shapetype>
-      <v:shape id="_x0000_i1075" type="#_x0000_t75" style="width:12pt;height:12pt" o:bullet="t">
+      <v:shape id="_x0000_i1057" type="#_x0000_t75" style="width:12pt;height:12pt" o:bullet="t">
         <v:imagedata r:id="rId1" o:title="BD10263_"/>
       </v:shape>
     </w:pict>
@@ -7201,6 +5954,7 @@
   <w:style w:type="character" w:default="1" w:styleId="Policepardfaut">
     <w:name w:val="Default Paragraph Font"/>
     <w:uiPriority w:val="1"/>
+    <w:semiHidden/>
     <w:unhideWhenUsed/>
   </w:style>
   <w:style w:type="table" w:default="1" w:styleId="TableauNormal">
@@ -7388,7 +6142,6 @@
     <w:next w:val="Normal"/>
     <w:autoRedefine/>
     <w:uiPriority w:val="39"/>
-    <w:semiHidden/>
     <w:rsid w:val="00656974"/>
     <w:pPr>
       <w:spacing w:before="120" w:after="120"/>
@@ -7405,7 +6158,6 @@
     <w:next w:val="Normal"/>
     <w:autoRedefine/>
     <w:uiPriority w:val="39"/>
-    <w:semiHidden/>
     <w:rsid w:val="007F30AE"/>
     <w:pPr>
       <w:ind w:left="200"/>
@@ -7420,7 +6172,6 @@
     <w:next w:val="Normal"/>
     <w:autoRedefine/>
     <w:uiPriority w:val="39"/>
-    <w:semiHidden/>
     <w:rsid w:val="007F30AE"/>
     <w:pPr>
       <w:ind w:left="400"/>
@@ -8043,6 +6794,15 @@
 </file>
 
 <file path=customXml/item1.xml><?xml version="1.0" encoding="utf-8"?>
+<?mso-contentType ?>
+<FormTemplates xmlns="http://schemas.microsoft.com/sharepoint/v3/contenttype/forms">
+  <Display>DocumentLibraryForm</Display>
+  <Edit>DocumentLibraryForm</Edit>
+  <New>DocumentLibraryForm</New>
+</FormTemplates>
+</file>
+
+<file path=customXml/item2.xml><?xml version="1.0" encoding="utf-8"?>
 <ct:contentTypeSchema xmlns:ct="http://schemas.microsoft.com/office/2006/metadata/contentType" xmlns:ma="http://schemas.microsoft.com/office/2006/metadata/properties/metaAttributes" ct:_="" ma:_="" ma:contentTypeName="Document" ma:contentTypeID="0x0101001ABD9BFFC9E543439C53A2705AE306EF" ma:contentTypeVersion="14" ma:contentTypeDescription="Crée un document." ma:contentTypeScope="" ma:versionID="41827e22f0a2406195029f3799eac37d">
   <xsd:schema xmlns:xsd="http://www.w3.org/2001/XMLSchema" xmlns:xs="http://www.w3.org/2001/XMLSchema" xmlns:p="http://schemas.microsoft.com/office/2006/metadata/properties" xmlns:ns2="bf2f2df3-a963-4452-b0e7-67dabc627c35" xmlns:ns3="f7d9f5a6-831d-4621-8c77-cbcaf993e406" targetNamespace="http://schemas.microsoft.com/office/2006/metadata/properties" ma:root="true" ma:fieldsID="b5448764cb5439448d1ea8eff3aff90d" ns2:_="" ns3:_="">
     <xsd:import namespace="bf2f2df3-a963-4452-b0e7-67dabc627c35"/>
@@ -8271,20 +7031,7 @@
 </ct:contentTypeSchema>
 </file>
 
-<file path=customXml/item2.xml><?xml version="1.0" encoding="utf-8"?>
-<?mso-contentType ?>
-<FormTemplates xmlns="http://schemas.microsoft.com/sharepoint/v3/contenttype/forms">
-  <Display>DocumentLibraryForm</Display>
-  <Edit>DocumentLibraryForm</Edit>
-  <New>DocumentLibraryForm</New>
-</FormTemplates>
-</file>
-
 <file path=customXml/item3.xml><?xml version="1.0" encoding="utf-8"?>
-<b:Sources xmlns:b="http://schemas.openxmlformats.org/officeDocument/2006/bibliography" xmlns="http://schemas.openxmlformats.org/officeDocument/2006/bibliography" SelectedStyle="\APA.XSL" StyleName="APA"/>
-</file>
-
-<file path=customXml/item4.xml><?xml version="1.0" encoding="utf-8"?>
 <p:properties xmlns:p="http://schemas.microsoft.com/office/2006/metadata/properties" xmlns:xsi="http://www.w3.org/2001/XMLSchema-instance" xmlns:pc="http://schemas.microsoft.com/office/infopath/2007/PartnerControls">
   <documentManagement>
     <lcf76f155ced4ddcb4097134ff3c332f xmlns="bf2f2df3-a963-4452-b0e7-67dabc627c35">
@@ -8295,7 +7042,19 @@
 </p:properties>
 </file>
 
+<file path=customXml/item4.xml><?xml version="1.0" encoding="utf-8"?>
+<b:Sources xmlns:b="http://schemas.openxmlformats.org/officeDocument/2006/bibliography" xmlns="http://schemas.openxmlformats.org/officeDocument/2006/bibliography" SelectedStyle="\APA.XSL" StyleName="APA"/>
+</file>
+
 <file path=customXml/itemProps1.xml><?xml version="1.0" encoding="utf-8"?>
+<ds:datastoreItem xmlns:ds="http://schemas.openxmlformats.org/officeDocument/2006/customXml" ds:itemID="{DF8E7934-3F3A-4F32-A7D4-1B248DBE707D}">
+  <ds:schemaRefs>
+    <ds:schemaRef ds:uri="http://schemas.microsoft.com/sharepoint/v3/contenttype/forms"/>
+  </ds:schemaRefs>
+</ds:datastoreItem>
+</file>
+
+<file path=customXml/itemProps2.xml><?xml version="1.0" encoding="utf-8"?>
 <ds:datastoreItem xmlns:ds="http://schemas.openxmlformats.org/officeDocument/2006/customXml" ds:itemID="{81FE595B-3A92-4484-A585-A4037F0DA599}">
   <ds:schemaRefs>
     <ds:schemaRef ds:uri="http://schemas.microsoft.com/office/2006/metadata/contentType"/>
@@ -8314,23 +7073,7 @@
 </ds:datastoreItem>
 </file>
 
-<file path=customXml/itemProps2.xml><?xml version="1.0" encoding="utf-8"?>
-<ds:datastoreItem xmlns:ds="http://schemas.openxmlformats.org/officeDocument/2006/customXml" ds:itemID="{DF8E7934-3F3A-4F32-A7D4-1B248DBE707D}">
-  <ds:schemaRefs>
-    <ds:schemaRef ds:uri="http://schemas.microsoft.com/sharepoint/v3/contenttype/forms"/>
-  </ds:schemaRefs>
-</ds:datastoreItem>
-</file>
-
 <file path=customXml/itemProps3.xml><?xml version="1.0" encoding="utf-8"?>
-<ds:datastoreItem xmlns:ds="http://schemas.openxmlformats.org/officeDocument/2006/customXml" ds:itemID="{C8C35155-3E6A-4058-B6E4-303717845E3B}">
-  <ds:schemaRefs>
-    <ds:schemaRef ds:uri="http://schemas.openxmlformats.org/officeDocument/2006/bibliography"/>
-  </ds:schemaRefs>
-</ds:datastoreItem>
-</file>
-
-<file path=customXml/itemProps4.xml><?xml version="1.0" encoding="utf-8"?>
 <ds:datastoreItem xmlns:ds="http://schemas.openxmlformats.org/officeDocument/2006/customXml" ds:itemID="{4181FC95-92B5-446F-AE57-E4A44C8C450C}">
   <ds:schemaRefs>
     <ds:schemaRef ds:uri="http://schemas.microsoft.com/office/2006/metadata/properties"/>
@@ -8339,4 +7082,12 @@
     <ds:schemaRef ds:uri="f7d9f5a6-831d-4621-8c77-cbcaf993e406"/>
   </ds:schemaRefs>
 </ds:datastoreItem>
+</file>
+
+<file path=customXml/itemProps4.xml><?xml version="1.0" encoding="utf-8"?>
+<ds:datastoreItem xmlns:ds="http://schemas.openxmlformats.org/officeDocument/2006/customXml" ds:itemID="{C8C35155-3E6A-4058-B6E4-303717845E3B}">
+  <ds:schemaRefs>
+    <ds:schemaRef ds:uri="http://schemas.openxmlformats.org/officeDocument/2006/bibliography"/>
+  </ds:schemaRefs>
+</ds:datastoreItem>
 </file>
--- a/doc/Rapport de projet.docx
+++ b/doc/Rapport de projet.docx
@@ -7,7 +7,15 @@
         <w:pStyle w:val="Titre"/>
       </w:pPr>
       <w:r>
-        <w:t>Plot Thoses Lines</w:t>
+        <w:t xml:space="preserve">Plot </w:t>
+      </w:r>
+      <w:proofErr w:type="spellStart"/>
+      <w:r>
+        <w:t>Thoses</w:t>
+      </w:r>
+      <w:proofErr w:type="spellEnd"/>
+      <w:r>
+        <w:t xml:space="preserve"> Lines</w:t>
       </w:r>
     </w:p>
     <w:p>
@@ -71,8 +79,13 @@
         <w:spacing w:before="2000"/>
         <w:jc w:val="center"/>
       </w:pPr>
-      <w:r>
-        <w:t>Flerudelys Brendan</w:t>
+      <w:proofErr w:type="spellStart"/>
+      <w:r>
+        <w:t>Flerudelys</w:t>
+      </w:r>
+      <w:proofErr w:type="spellEnd"/>
+      <w:r>
+        <w:t xml:space="preserve"> Brendan</w:t>
       </w:r>
       <w:r>
         <w:t xml:space="preserve"> – </w:t>
@@ -2185,9 +2198,9 @@
       <w:pPr>
         <w:pStyle w:val="Titre2"/>
       </w:pPr>
-      <w:bookmarkStart w:id="3" w:name="_Toc532179969"/>
-      <w:bookmarkStart w:id="4" w:name="_Toc165969639"/>
-      <w:bookmarkStart w:id="5" w:name="_Toc212449153"/>
+      <w:bookmarkStart w:id="3" w:name="_Toc212449153"/>
+      <w:bookmarkStart w:id="4" w:name="_Toc532179969"/>
+      <w:bookmarkStart w:id="5" w:name="_Toc165969639"/>
       <w:r>
         <w:t>T</w:t>
       </w:r>
@@ -2197,7 +2210,7 @@
       <w:r>
         <w:t>e</w:t>
       </w:r>
-      <w:bookmarkEnd w:id="5"/>
+      <w:bookmarkEnd w:id="3"/>
     </w:p>
     <w:p>
       <w:pPr>
@@ -2209,7 +2222,23 @@
         <w:pStyle w:val="Retraitcorpsdetexte"/>
       </w:pPr>
       <w:r>
-        <w:t>Plot those lines !</w:t>
+        <w:t xml:space="preserve">Plot </w:t>
+      </w:r>
+      <w:proofErr w:type="spellStart"/>
+      <w:r>
+        <w:t>those</w:t>
+      </w:r>
+      <w:proofErr w:type="spellEnd"/>
+      <w:r>
+        <w:t xml:space="preserve"> </w:t>
+      </w:r>
+      <w:proofErr w:type="spellStart"/>
+      <w:r>
+        <w:t>lines</w:t>
+      </w:r>
+      <w:proofErr w:type="spellEnd"/>
+      <w:r>
+        <w:t xml:space="preserve"> !</w:t>
       </w:r>
     </w:p>
     <w:p>
@@ -2271,7 +2300,23 @@
         <w:pStyle w:val="Retraitcorpsdetexte"/>
       </w:pPr>
       <w:r>
-        <w:t>• Github / Github Project</w:t>
+        <w:t xml:space="preserve">• </w:t>
+      </w:r>
+      <w:proofErr w:type="spellStart"/>
+      <w:r>
+        <w:t>Github</w:t>
+      </w:r>
+      <w:proofErr w:type="spellEnd"/>
+      <w:r>
+        <w:t xml:space="preserve"> / </w:t>
+      </w:r>
+      <w:proofErr w:type="spellStart"/>
+      <w:r>
+        <w:t>Github</w:t>
+      </w:r>
+      <w:proofErr w:type="spellEnd"/>
+      <w:r>
+        <w:t xml:space="preserve"> Project</w:t>
       </w:r>
     </w:p>
     <w:p>
@@ -2331,7 +2376,15 @@
         <w:ind w:left="284"/>
       </w:pPr>
       <w:r>
-        <w:t xml:space="preserve">• En tant qu’utilisateur, je veux afficher une représentation graphique de plusieurs séries temporelles (time serie) simultanément. </w:t>
+        <w:t xml:space="preserve">• En tant qu’utilisateur, je veux afficher une représentation graphique de plusieurs séries temporelles (time </w:t>
+      </w:r>
+      <w:proofErr w:type="spellStart"/>
+      <w:r>
+        <w:t>serie</w:t>
+      </w:r>
+      <w:proofErr w:type="spellEnd"/>
+      <w:r>
+        <w:t xml:space="preserve">) simultanément. </w:t>
       </w:r>
     </w:p>
     <w:p>
@@ -2349,7 +2402,15 @@
         <w:ind w:left="284"/>
       </w:pPr>
       <w:r>
-        <w:t xml:space="preserve">• En tant qu’utilisateur, je veux importer des séries de données de façon permanente. PTL me permet d’importer un ou plusieurs formats de données, comme par exemple : fichiers CSV, fichiers JSON, JSON reçu d’une API,… </w:t>
+        <w:t xml:space="preserve">• En tant qu’utilisateur, je veux importer des séries de données de façon permanente. PTL me permet d’importer un ou plusieurs formats de données, comme par exemple : fichiers CSV, fichiers JSON, JSON reçu d’une </w:t>
+      </w:r>
+      <w:proofErr w:type="gramStart"/>
+      <w:r>
+        <w:t>API,…</w:t>
+      </w:r>
+      <w:proofErr w:type="gramEnd"/>
+      <w:r>
+        <w:t xml:space="preserve"> </w:t>
       </w:r>
     </w:p>
     <w:p>
@@ -2367,7 +2428,31 @@
         <w:ind w:left="284"/>
       </w:pPr>
       <w:r>
-        <w:t>• En tant qu’utilisateur, je veux aussi avoir un mode pour afficher des fonctions plutôt que des séries temporelles (onglet, option, ...). Par défaut, je peux voir x2, sinus(x), sin(x) + sin(3x)/3 + sin(5x)/5, x * sin(x). De plus, un champ texte me permet d’écrire une expression personnalisée qui sera exécutée avec Roslyn dynamiquement. Les tokens “sin”, “cos”,”^” sont donc remplacés par leur équivalent C#.</w:t>
+        <w:t>• En tant qu’utilisateur, je veux aussi avoir un mode pour afficher des fonctions plutôt que des séries temporelles (onglet, option, ...). Par défaut, je peux voir x2, sinus(x), sin(x) + sin(3</w:t>
+      </w:r>
+      <w:proofErr w:type="gramStart"/>
+      <w:r>
+        <w:t>x)/</w:t>
+      </w:r>
+      <w:proofErr w:type="gramEnd"/>
+      <w:r>
+        <w:t xml:space="preserve">3 + sin(5x)/5, x * sin(x). De plus, un champ texte me permet d’écrire une expression personnalisée qui sera exécutée avec </w:t>
+      </w:r>
+      <w:proofErr w:type="spellStart"/>
+      <w:r>
+        <w:t>Roslyn</w:t>
+      </w:r>
+      <w:proofErr w:type="spellEnd"/>
+      <w:r>
+        <w:t xml:space="preserve"> dynamiquement. Les </w:t>
+      </w:r>
+      <w:proofErr w:type="spellStart"/>
+      <w:r>
+        <w:t>tokens</w:t>
+      </w:r>
+      <w:proofErr w:type="spellEnd"/>
+      <w:r>
+        <w:t xml:space="preserve"> “sin”, “cos”,”^” sont donc remplacés par leur équivalent C#.</w:t>
       </w:r>
     </w:p>
     <w:p>
@@ -2410,7 +2495,47 @@
         <w:ind w:left="284"/>
       </w:pPr>
       <w:r>
-        <w:t>• Librairie graphique à choix (forms, maui, uno, wpf, fna, …) • Librairie pour présenter les données à choix (https://scottplot.net/ par exemple)</w:t>
+        <w:t>• Librairie graphique à choix (</w:t>
+      </w:r>
+      <w:proofErr w:type="spellStart"/>
+      <w:r>
+        <w:t>forms</w:t>
+      </w:r>
+      <w:proofErr w:type="spellEnd"/>
+      <w:r>
+        <w:t xml:space="preserve">, </w:t>
+      </w:r>
+      <w:proofErr w:type="spellStart"/>
+      <w:r>
+        <w:t>maui</w:t>
+      </w:r>
+      <w:proofErr w:type="spellEnd"/>
+      <w:r>
+        <w:t xml:space="preserve">, </w:t>
+      </w:r>
+      <w:proofErr w:type="spellStart"/>
+      <w:r>
+        <w:t>uno</w:t>
+      </w:r>
+      <w:proofErr w:type="spellEnd"/>
+      <w:r>
+        <w:t xml:space="preserve">, </w:t>
+      </w:r>
+      <w:proofErr w:type="spellStart"/>
+      <w:r>
+        <w:t>wpf</w:t>
+      </w:r>
+      <w:proofErr w:type="spellEnd"/>
+      <w:r>
+        <w:t xml:space="preserve">, </w:t>
+      </w:r>
+      <w:proofErr w:type="spellStart"/>
+      <w:r>
+        <w:t>fna</w:t>
+      </w:r>
+      <w:proofErr w:type="spellEnd"/>
+      <w:r>
+        <w:t>, …) • Librairie pour présenter les données à choix (https://scottplot.net/ par exemple)</w:t>
       </w:r>
     </w:p>
     <w:p>
@@ -2447,7 +2572,23 @@
         <w:ind w:left="993"/>
       </w:pPr>
       <w:r>
-        <w:t xml:space="preserve">Organisé (namespace, classes, commit log,…) </w:t>
+        <w:t>Organisé (</w:t>
+      </w:r>
+      <w:proofErr w:type="spellStart"/>
+      <w:r>
+        <w:t>namespace</w:t>
+      </w:r>
+      <w:proofErr w:type="spellEnd"/>
+      <w:r>
+        <w:t xml:space="preserve">, classes, commit </w:t>
+      </w:r>
+      <w:proofErr w:type="gramStart"/>
+      <w:r>
+        <w:t>log,…</w:t>
+      </w:r>
+      <w:proofErr w:type="gramEnd"/>
+      <w:r>
+        <w:t xml:space="preserve">) </w:t>
       </w:r>
     </w:p>
     <w:p>
@@ -2460,7 +2601,15 @@
         <w:ind w:left="993"/>
       </w:pPr>
       <w:r>
-        <w:t xml:space="preserve">Compacté (pas de copié/collé,…) </w:t>
+        <w:t>Compacté (pas de copié/</w:t>
+      </w:r>
+      <w:proofErr w:type="gramStart"/>
+      <w:r>
+        <w:t>collé,…</w:t>
+      </w:r>
+      <w:proofErr w:type="gramEnd"/>
+      <w:r>
+        <w:t xml:space="preserve">) </w:t>
       </w:r>
     </w:p>
     <w:p>
@@ -2512,7 +2661,15 @@
         <w:ind w:left="993"/>
       </w:pPr>
       <w:r>
-        <w:t>Complet (code, modèle de données, maquettes PDF, éxécutable, …)</w:t>
+        <w:t xml:space="preserve">Complet (code, modèle de données, maquettes PDF, </w:t>
+      </w:r>
+      <w:proofErr w:type="spellStart"/>
+      <w:r>
+        <w:t>éxécutable</w:t>
+      </w:r>
+      <w:proofErr w:type="spellEnd"/>
+      <w:r>
+        <w:t>, …)</w:t>
       </w:r>
     </w:p>
     <w:p>
@@ -2550,9 +2707,11 @@
         </w:numPr>
         <w:ind w:left="993"/>
       </w:pPr>
+      <w:proofErr w:type="spellStart"/>
       <w:r>
         <w:t>Pro-activité</w:t>
       </w:r>
+      <w:proofErr w:type="spellEnd"/>
     </w:p>
     <w:p>
       <w:pPr>
@@ -2737,8 +2896,8 @@
       <w:r>
         <w:t>Planification</w:t>
       </w:r>
-      <w:bookmarkEnd w:id="3"/>
       <w:bookmarkEnd w:id="4"/>
+      <w:bookmarkEnd w:id="5"/>
       <w:r>
         <w:t xml:space="preserve"> Initiale</w:t>
       </w:r>
@@ -2763,19 +2922,7 @@
         <w:rPr>
           <w:rStyle w:val="Lienhypertexte"/>
         </w:rPr>
-        <w:t>Planification GitHub Pro</w:t>
-      </w:r>
-      <w:r>
-        <w:rPr>
-          <w:rStyle w:val="Lienhypertexte"/>
-        </w:rPr>
-        <w:t>j</w:t>
-      </w:r>
-      <w:r>
-        <w:rPr>
-          <w:rStyle w:val="Lienhypertexte"/>
-        </w:rPr>
-        <w:t>ect · PTL</w:t>
+        <w:t>Planification GitHub Project · PTL</w:t>
       </w:r>
       <w:r>
         <w:fldChar w:fldCharType="end"/>
@@ -2888,6 +3035,11 @@
     </w:p>
     <w:p>
       <w:pPr>
+        <w:ind w:left="708"/>
+      </w:pPr>
+    </w:p>
+    <w:p>
+      <w:pPr>
         <w:pStyle w:val="Paragraphedeliste"/>
         <w:numPr>
           <w:ilvl w:val="0"/>
@@ -2895,6 +3047,7 @@
         </w:numPr>
       </w:pPr>
       <w:r>
+        <w:lastRenderedPageBreak/>
         <w:t>En tant qu’utilisateur, je coche N séries et clique “Afficher”.</w:t>
       </w:r>
     </w:p>
@@ -3346,7 +3499,15 @@
         <w:t>l’aide d’</w:t>
       </w:r>
       <w:r>
-        <w:t>IA dans le temps donné dans la nouvelle ordonnance de formation. Les bases du c# n’étant pas assez consolidées pour le fonctionnelle</w:t>
+        <w:t xml:space="preserve">IA dans le temps donné dans la nouvelle ordonnance de formation. Les bases du </w:t>
+      </w:r>
+      <w:proofErr w:type="spellStart"/>
+      <w:r>
+        <w:t>c#</w:t>
+      </w:r>
+      <w:proofErr w:type="spellEnd"/>
+      <w:r>
+        <w:t xml:space="preserve"> n’étant pas assez consolidées pour le fonctionnelle</w:t>
       </w:r>
       <w:r>
         <w:t>.</w:t>
@@ -3390,8 +3551,17 @@
             <w:rStyle w:val="Lienhypertexte"/>
             <w:lang w:val="en-US"/>
           </w:rPr>
-          <w:t>Effortlessly Handle CSV Files in C# with CSVHelper</w:t>
-        </w:r>
+          <w:t xml:space="preserve">Effortlessly Handle CSV Files in C# with </w:t>
+        </w:r>
+        <w:proofErr w:type="spellStart"/>
+        <w:r>
+          <w:rPr>
+            <w:rStyle w:val="Lienhypertexte"/>
+            <w:lang w:val="en-US"/>
+          </w:rPr>
+          <w:t>CSVHelper</w:t>
+        </w:r>
+        <w:proofErr w:type="spellEnd"/>
       </w:hyperlink>
     </w:p>
     <w:p>
@@ -3403,12 +3573,21 @@
         </w:rPr>
       </w:pPr>
       <w:hyperlink r:id="rId13" w:history="1">
+        <w:proofErr w:type="spellStart"/>
         <w:r>
           <w:rPr>
             <w:rStyle w:val="Lienhypertexte"/>
             <w:lang w:val="en-US"/>
           </w:rPr>
-          <w:t>ScottPlot 5.0 Cookbook</w:t>
+          <w:t>ScottPlot</w:t>
+        </w:r>
+        <w:proofErr w:type="spellEnd"/>
+        <w:r>
+          <w:rPr>
+            <w:rStyle w:val="Lienhypertexte"/>
+            <w:lang w:val="en-US"/>
+          </w:rPr>
+          <w:t xml:space="preserve"> 5.0 Cookbook</w:t>
         </w:r>
       </w:hyperlink>
     </w:p>
@@ -3439,12 +3618,42 @@
         </w:rPr>
       </w:pPr>
       <w:hyperlink r:id="rId15" w:anchor="reading-a-csv-file" w:history="1">
+        <w:proofErr w:type="spellStart"/>
         <w:r>
           <w:rPr>
             <w:rStyle w:val="Lienhypertexte"/>
           </w:rPr>
-          <w:t>Getting Started | CsvHelper</w:t>
-        </w:r>
+          <w:t>Getting</w:t>
+        </w:r>
+        <w:proofErr w:type="spellEnd"/>
+        <w:r>
+          <w:rPr>
+            <w:rStyle w:val="Lienhypertexte"/>
+          </w:rPr>
+          <w:t xml:space="preserve"> </w:t>
+        </w:r>
+        <w:proofErr w:type="spellStart"/>
+        <w:r>
+          <w:rPr>
+            <w:rStyle w:val="Lienhypertexte"/>
+          </w:rPr>
+          <w:t>Started</w:t>
+        </w:r>
+        <w:proofErr w:type="spellEnd"/>
+        <w:r>
+          <w:rPr>
+            <w:rStyle w:val="Lienhypertexte"/>
+          </w:rPr>
+          <w:t xml:space="preserve"> | </w:t>
+        </w:r>
+        <w:proofErr w:type="spellStart"/>
+        <w:r>
+          <w:rPr>
+            <w:rStyle w:val="Lienhypertexte"/>
+          </w:rPr>
+          <w:t>CsvHelper</w:t>
+        </w:r>
+        <w:proofErr w:type="spellEnd"/>
       </w:hyperlink>
     </w:p>
     <w:sectPr>
@@ -3829,12 +4038,21 @@
               <w:szCs w:val="16"/>
             </w:rPr>
           </w:pPr>
+          <w:proofErr w:type="gramStart"/>
           <w:r>
             <w:rPr>
               <w:rFonts w:cs="Arial"/>
               <w:szCs w:val="16"/>
             </w:rPr>
-            <w:t xml:space="preserve">Version: </w:t>
+            <w:t>Version:</w:t>
+          </w:r>
+          <w:proofErr w:type="gramEnd"/>
+          <w:r>
+            <w:rPr>
+              <w:rFonts w:cs="Arial"/>
+              <w:szCs w:val="16"/>
+            </w:rPr>
+            <w:t xml:space="preserve"> </w:t>
           </w:r>
           <w:fldSimple w:instr=" REVNUM   \* MERGEFORMAT ">
             <w:r>
@@ -3880,7 +4098,7 @@
               <w:noProof/>
               <w:szCs w:val="16"/>
             </w:rPr>
-            <w:t>27.10.2025 09:23</w:t>
+            <w:t>27.10.2025 09:56</w:t>
           </w:r>
           <w:r>
             <w:rPr>
@@ -4098,7 +4316,7 @@
         <v:path o:extrusionok="f" gradientshapeok="t" o:connecttype="rect"/>
         <o:lock v:ext="edit" aspectratio="t"/>
       </v:shapetype>
-      <v:shape id="_x0000_i1057" type="#_x0000_t75" style="width:12pt;height:12pt" o:bullet="t">
+      <v:shape id="_x0000_i1029" type="#_x0000_t75" style="width:12pt;height:12pt" o:bullet="t">
         <v:imagedata r:id="rId1" o:title="BD10263_"/>
       </v:shape>
     </w:pict>
@@ -6794,15 +7012,6 @@
 </file>
 
 <file path=customXml/item1.xml><?xml version="1.0" encoding="utf-8"?>
-<?mso-contentType ?>
-<FormTemplates xmlns="http://schemas.microsoft.com/sharepoint/v3/contenttype/forms">
-  <Display>DocumentLibraryForm</Display>
-  <Edit>DocumentLibraryForm</Edit>
-  <New>DocumentLibraryForm</New>
-</FormTemplates>
-</file>
-
-<file path=customXml/item2.xml><?xml version="1.0" encoding="utf-8"?>
 <ct:contentTypeSchema xmlns:ct="http://schemas.microsoft.com/office/2006/metadata/contentType" xmlns:ma="http://schemas.microsoft.com/office/2006/metadata/properties/metaAttributes" ct:_="" ma:_="" ma:contentTypeName="Document" ma:contentTypeID="0x0101001ABD9BFFC9E543439C53A2705AE306EF" ma:contentTypeVersion="14" ma:contentTypeDescription="Crée un document." ma:contentTypeScope="" ma:versionID="41827e22f0a2406195029f3799eac37d">
   <xsd:schema xmlns:xsd="http://www.w3.org/2001/XMLSchema" xmlns:xs="http://www.w3.org/2001/XMLSchema" xmlns:p="http://schemas.microsoft.com/office/2006/metadata/properties" xmlns:ns2="bf2f2df3-a963-4452-b0e7-67dabc627c35" xmlns:ns3="f7d9f5a6-831d-4621-8c77-cbcaf993e406" targetNamespace="http://schemas.microsoft.com/office/2006/metadata/properties" ma:root="true" ma:fieldsID="b5448764cb5439448d1ea8eff3aff90d" ns2:_="" ns3:_="">
     <xsd:import namespace="bf2f2df3-a963-4452-b0e7-67dabc627c35"/>
@@ -7031,7 +7240,20 @@
 </ct:contentTypeSchema>
 </file>
 
+<file path=customXml/item2.xml><?xml version="1.0" encoding="utf-8"?>
+<?mso-contentType ?>
+<FormTemplates xmlns="http://schemas.microsoft.com/sharepoint/v3/contenttype/forms">
+  <Display>DocumentLibraryForm</Display>
+  <Edit>DocumentLibraryForm</Edit>
+  <New>DocumentLibraryForm</New>
+</FormTemplates>
+</file>
+
 <file path=customXml/item3.xml><?xml version="1.0" encoding="utf-8"?>
+<b:Sources xmlns:b="http://schemas.openxmlformats.org/officeDocument/2006/bibliography" xmlns="http://schemas.openxmlformats.org/officeDocument/2006/bibliography" SelectedStyle="\APA.XSL" StyleName="APA"/>
+</file>
+
+<file path=customXml/item4.xml><?xml version="1.0" encoding="utf-8"?>
 <p:properties xmlns:p="http://schemas.microsoft.com/office/2006/metadata/properties" xmlns:xsi="http://www.w3.org/2001/XMLSchema-instance" xmlns:pc="http://schemas.microsoft.com/office/infopath/2007/PartnerControls">
   <documentManagement>
     <lcf76f155ced4ddcb4097134ff3c332f xmlns="bf2f2df3-a963-4452-b0e7-67dabc627c35">
@@ -7042,19 +7264,7 @@
 </p:properties>
 </file>
 
-<file path=customXml/item4.xml><?xml version="1.0" encoding="utf-8"?>
-<b:Sources xmlns:b="http://schemas.openxmlformats.org/officeDocument/2006/bibliography" xmlns="http://schemas.openxmlformats.org/officeDocument/2006/bibliography" SelectedStyle="\APA.XSL" StyleName="APA"/>
-</file>
-
 <file path=customXml/itemProps1.xml><?xml version="1.0" encoding="utf-8"?>
-<ds:datastoreItem xmlns:ds="http://schemas.openxmlformats.org/officeDocument/2006/customXml" ds:itemID="{DF8E7934-3F3A-4F32-A7D4-1B248DBE707D}">
-  <ds:schemaRefs>
-    <ds:schemaRef ds:uri="http://schemas.microsoft.com/sharepoint/v3/contenttype/forms"/>
-  </ds:schemaRefs>
-</ds:datastoreItem>
-</file>
-
-<file path=customXml/itemProps2.xml><?xml version="1.0" encoding="utf-8"?>
 <ds:datastoreItem xmlns:ds="http://schemas.openxmlformats.org/officeDocument/2006/customXml" ds:itemID="{81FE595B-3A92-4484-A585-A4037F0DA599}">
   <ds:schemaRefs>
     <ds:schemaRef ds:uri="http://schemas.microsoft.com/office/2006/metadata/contentType"/>
@@ -7073,7 +7283,23 @@
 </ds:datastoreItem>
 </file>
 
+<file path=customXml/itemProps2.xml><?xml version="1.0" encoding="utf-8"?>
+<ds:datastoreItem xmlns:ds="http://schemas.openxmlformats.org/officeDocument/2006/customXml" ds:itemID="{DF8E7934-3F3A-4F32-A7D4-1B248DBE707D}">
+  <ds:schemaRefs>
+    <ds:schemaRef ds:uri="http://schemas.microsoft.com/sharepoint/v3/contenttype/forms"/>
+  </ds:schemaRefs>
+</ds:datastoreItem>
+</file>
+
 <file path=customXml/itemProps3.xml><?xml version="1.0" encoding="utf-8"?>
+<ds:datastoreItem xmlns:ds="http://schemas.openxmlformats.org/officeDocument/2006/customXml" ds:itemID="{C8C35155-3E6A-4058-B6E4-303717845E3B}">
+  <ds:schemaRefs>
+    <ds:schemaRef ds:uri="http://schemas.openxmlformats.org/officeDocument/2006/bibliography"/>
+  </ds:schemaRefs>
+</ds:datastoreItem>
+</file>
+
+<file path=customXml/itemProps4.xml><?xml version="1.0" encoding="utf-8"?>
 <ds:datastoreItem xmlns:ds="http://schemas.openxmlformats.org/officeDocument/2006/customXml" ds:itemID="{4181FC95-92B5-446F-AE57-E4A44C8C450C}">
   <ds:schemaRefs>
     <ds:schemaRef ds:uri="http://schemas.microsoft.com/office/2006/metadata/properties"/>
@@ -7082,12 +7308,4 @@
     <ds:schemaRef ds:uri="f7d9f5a6-831d-4621-8c77-cbcaf993e406"/>
   </ds:schemaRefs>
 </ds:datastoreItem>
-</file>
-
-<file path=customXml/itemProps4.xml><?xml version="1.0" encoding="utf-8"?>
-<ds:datastoreItem xmlns:ds="http://schemas.openxmlformats.org/officeDocument/2006/customXml" ds:itemID="{C8C35155-3E6A-4058-B6E4-303717845E3B}">
-  <ds:schemaRefs>
-    <ds:schemaRef ds:uri="http://schemas.openxmlformats.org/officeDocument/2006/bibliography"/>
-  </ds:schemaRefs>
-</ds:datastoreItem>
 </file>